--- a/trabalho-metodo-numerico/ViniciusFernandesEscobedo-1BIM.docx
+++ b/trabalho-metodo-numerico/ViniciusFernandesEscobedo-1BIM.docx
@@ -166,7 +166,7 @@
           <w:sz w:val="24"/>
           <w:szCs w:val="24"/>
         </w:rPr>
-        <w:t>TÍTULO</w:t>
+        <w:t>MÉTODOS NUMÉRICOS – TRABALHO 1º BIMESTRE</w:t>
       </w:r>
     </w:p>
     <w:p>
@@ -335,6 +335,3978 @@
         <w:rPr>
           <w:rFonts w:ascii="Arial" w:hAnsi="Arial" w:cs="Arial"/>
           <w:b/>
+          <w:sz w:val="24"/>
+          <w:szCs w:val="24"/>
+        </w:rPr>
+      </w:pPr>
+      <w:r>
+        <w:rPr>
+          <w:rFonts w:ascii="Arial" w:hAnsi="Arial" w:cs="Arial"/>
+          <w:b/>
+          <w:sz w:val="24"/>
+          <w:szCs w:val="24"/>
+        </w:rPr>
+        <w:lastRenderedPageBreak/>
+        <w:t>INTRODUÇÃO</w:t>
+      </w:r>
+    </w:p>
+    <w:p>
+      <w:pPr>
+        <w:spacing w:line="360" w:lineRule="auto"/>
+        <w:jc w:val="both"/>
+        <w:rPr>
+          <w:rFonts w:ascii="Arial" w:hAnsi="Arial" w:cs="Arial"/>
+          <w:bCs/>
+          <w:sz w:val="24"/>
+          <w:szCs w:val="24"/>
+        </w:rPr>
+      </w:pPr>
+      <w:r>
+        <w:rPr>
+          <w:rFonts w:ascii="Arial" w:hAnsi="Arial" w:cs="Arial"/>
+          <w:bCs/>
+          <w:sz w:val="24"/>
+          <w:szCs w:val="24"/>
+        </w:rPr>
+        <w:t>A busca por números primos é um dos problemas mais antigos e fundamentais da matemática e da ciência da computação, com implicações que vão desde a criptografia moderna até a teoria dos números. No entanto, os desafios computacionais associados a essa busca tornam-se cada vez mais complexos à medida que os números aumentam, exigindo algoritmos sofisticados e otimizações criativas. Além disso, a relação entre números primos e números perfeitos, como demonstrado pelo teorema de Euclides-Euler, revela conexões profundas que continuam a inspirar pesquisas interdisciplinares.</w:t>
+      </w:r>
+    </w:p>
+    <w:p>
+      <w:pPr>
+        <w:spacing w:line="360" w:lineRule="auto"/>
+        <w:rPr>
+          <w:rFonts w:ascii="Arial" w:hAnsi="Arial" w:cs="Arial"/>
+          <w:b/>
+          <w:bCs/>
+          <w:sz w:val="24"/>
+          <w:szCs w:val="24"/>
+        </w:rPr>
+      </w:pPr>
+      <w:r>
+        <w:rPr>
+          <w:rFonts w:ascii="Arial" w:hAnsi="Arial" w:cs="Arial"/>
+          <w:b/>
+          <w:bCs/>
+          <w:sz w:val="24"/>
+          <w:szCs w:val="24"/>
+        </w:rPr>
+        <w:t>DESAFIOS COMPUTACIONAIS NA BUSCA POR PRIMOS</w:t>
+      </w:r>
+    </w:p>
+    <w:p>
+      <w:pPr>
+        <w:spacing w:line="360" w:lineRule="auto"/>
+        <w:jc w:val="both"/>
+        <w:rPr>
+          <w:rFonts w:ascii="Arial" w:hAnsi="Arial" w:cs="Arial"/>
+          <w:bCs/>
+          <w:sz w:val="24"/>
+          <w:szCs w:val="24"/>
+        </w:rPr>
+      </w:pPr>
+      <w:r>
+        <w:rPr>
+          <w:rFonts w:ascii="Arial" w:hAnsi="Arial" w:cs="Arial"/>
+          <w:bCs/>
+          <w:sz w:val="24"/>
+          <w:szCs w:val="24"/>
+        </w:rPr>
+        <w:t xml:space="preserve">Um dos principais obstáculos na identificação de números primos reside na complexidade algorítmica. Algoritmos ingênuos, como a divisão </w:t>
+      </w:r>
+      <w:proofErr w:type="spellStart"/>
+      <w:r>
+        <w:rPr>
+          <w:rFonts w:ascii="Arial" w:hAnsi="Arial" w:cs="Arial"/>
+          <w:bCs/>
+          <w:sz w:val="24"/>
+          <w:szCs w:val="24"/>
+        </w:rPr>
+        <w:t>trial</w:t>
+      </w:r>
+      <w:proofErr w:type="spellEnd"/>
+      <w:r>
+        <w:rPr>
+          <w:rFonts w:ascii="Arial" w:hAnsi="Arial" w:cs="Arial"/>
+          <w:bCs/>
+          <w:sz w:val="24"/>
+          <w:szCs w:val="24"/>
+        </w:rPr>
+        <w:t xml:space="preserve"> (testar divisores até </w:t>
+      </w:r>
+      <m:oMath>
+        <m:rad>
+          <m:radPr>
+            <m:degHide m:val="1"/>
+            <m:ctrlPr>
+              <w:rPr>
+                <w:rFonts w:ascii="Cambria Math" w:hAnsi="Cambria Math" w:cs="Arial"/>
+                <w:bCs/>
+                <w:i/>
+                <w:sz w:val="24"/>
+                <w:szCs w:val="24"/>
+              </w:rPr>
+            </m:ctrlPr>
+          </m:radPr>
+          <m:deg/>
+          <m:e>
+            <m:r>
+              <w:rPr>
+                <w:rFonts w:ascii="Cambria Math" w:hAnsi="Cambria Math" w:cs="Arial"/>
+                <w:sz w:val="24"/>
+                <w:szCs w:val="24"/>
+              </w:rPr>
+              <m:t>n</m:t>
+            </m:r>
+          </m:e>
+        </m:rad>
+      </m:oMath>
+      <w:r>
+        <w:rPr>
+          <w:rFonts w:ascii="Arial" w:hAnsi="Arial" w:cs="Arial"/>
+          <w:bCs/>
+          <w:sz w:val="24"/>
+          <w:szCs w:val="24"/>
+        </w:rPr>
+        <w:t>​), tornam-se impraticáveis para números com centenas de dígitos, uma vez que sua complexidade é</w:t>
+      </w:r>
+      <w:r>
+        <w:rPr>
+          <w:rFonts w:ascii="Arial" w:hAnsi="Arial" w:cs="Arial"/>
+          <w:bCs/>
+          <w:sz w:val="24"/>
+          <w:szCs w:val="24"/>
+        </w:rPr>
+        <w:t xml:space="preserve"> </w:t>
+      </w:r>
+      <m:oMath>
+        <m:r>
+          <w:rPr>
+            <w:rFonts w:ascii="Cambria Math" w:hAnsi="Cambria Math" w:cs="Arial"/>
+            <w:sz w:val="24"/>
+            <w:szCs w:val="24"/>
+          </w:rPr>
+          <m:t>O(</m:t>
+        </m:r>
+        <m:rad>
+          <m:radPr>
+            <m:degHide m:val="1"/>
+            <m:ctrlPr>
+              <w:rPr>
+                <w:rFonts w:ascii="Cambria Math" w:hAnsi="Cambria Math" w:cs="Arial"/>
+                <w:bCs/>
+                <w:i/>
+                <w:sz w:val="24"/>
+                <w:szCs w:val="24"/>
+              </w:rPr>
+            </m:ctrlPr>
+          </m:radPr>
+          <m:deg/>
+          <m:e>
+            <m:r>
+              <w:rPr>
+                <w:rFonts w:ascii="Cambria Math" w:hAnsi="Cambria Math" w:cs="Arial"/>
+                <w:sz w:val="24"/>
+                <w:szCs w:val="24"/>
+              </w:rPr>
+              <m:t>n</m:t>
+            </m:r>
+          </m:e>
+        </m:rad>
+        <m:r>
+          <w:rPr>
+            <w:rFonts w:ascii="Cambria Math" w:hAnsi="Cambria Math" w:cs="Arial"/>
+            <w:sz w:val="24"/>
+            <w:szCs w:val="24"/>
+          </w:rPr>
+          <m:t>)</m:t>
+        </m:r>
+      </m:oMath>
+      <w:r>
+        <w:rPr>
+          <w:rFonts w:ascii="Arial" w:hAnsi="Arial" w:cs="Arial"/>
+          <w:bCs/>
+          <w:sz w:val="24"/>
+          <w:szCs w:val="24"/>
+        </w:rPr>
+        <w:t xml:space="preserve">. Para contextos práticos, como a criptografia RSA, que utiliza primos com milhares de bits, métodos mais eficientes são essenciais. A fatoração de números grandes, problema intimamente ligado à </w:t>
+      </w:r>
+      <w:proofErr w:type="spellStart"/>
+      <w:r>
+        <w:rPr>
+          <w:rFonts w:ascii="Arial" w:hAnsi="Arial" w:cs="Arial"/>
+          <w:bCs/>
+          <w:sz w:val="24"/>
+          <w:szCs w:val="24"/>
+        </w:rPr>
+        <w:t>primalidade</w:t>
+      </w:r>
+      <w:proofErr w:type="spellEnd"/>
+      <w:r>
+        <w:rPr>
+          <w:rFonts w:ascii="Arial" w:hAnsi="Arial" w:cs="Arial"/>
+          <w:bCs/>
+          <w:sz w:val="24"/>
+          <w:szCs w:val="24"/>
+        </w:rPr>
+        <w:t xml:space="preserve">, também é exponencialmente difícil, conforme destacado por </w:t>
+      </w:r>
+      <w:proofErr w:type="spellStart"/>
+      <w:r>
+        <w:rPr>
+          <w:rFonts w:ascii="Arial" w:hAnsi="Arial" w:cs="Arial"/>
+          <w:bCs/>
+          <w:sz w:val="24"/>
+          <w:szCs w:val="24"/>
+        </w:rPr>
+        <w:t>Cormen</w:t>
+      </w:r>
+      <w:proofErr w:type="spellEnd"/>
+      <w:r>
+        <w:rPr>
+          <w:rFonts w:ascii="Arial" w:hAnsi="Arial" w:cs="Arial"/>
+          <w:bCs/>
+          <w:sz w:val="24"/>
+          <w:szCs w:val="24"/>
+        </w:rPr>
+        <w:t xml:space="preserve"> et al. em </w:t>
+      </w:r>
+      <w:proofErr w:type="spellStart"/>
+      <w:r>
+        <w:rPr>
+          <w:rFonts w:ascii="Arial" w:hAnsi="Arial" w:cs="Arial"/>
+          <w:bCs/>
+          <w:i/>
+          <w:iCs/>
+          <w:sz w:val="24"/>
+          <w:szCs w:val="24"/>
+        </w:rPr>
+        <w:t>Introduction</w:t>
+      </w:r>
+      <w:proofErr w:type="spellEnd"/>
+      <w:r>
+        <w:rPr>
+          <w:rFonts w:ascii="Arial" w:hAnsi="Arial" w:cs="Arial"/>
+          <w:bCs/>
+          <w:i/>
+          <w:iCs/>
+          <w:sz w:val="24"/>
+          <w:szCs w:val="24"/>
+        </w:rPr>
+        <w:t xml:space="preserve"> </w:t>
+      </w:r>
+      <w:proofErr w:type="spellStart"/>
+      <w:r>
+        <w:rPr>
+          <w:rFonts w:ascii="Arial" w:hAnsi="Arial" w:cs="Arial"/>
+          <w:bCs/>
+          <w:i/>
+          <w:iCs/>
+          <w:sz w:val="24"/>
+          <w:szCs w:val="24"/>
+        </w:rPr>
+        <w:t>to</w:t>
+      </w:r>
+      <w:proofErr w:type="spellEnd"/>
+      <w:r>
+        <w:rPr>
+          <w:rFonts w:ascii="Arial" w:hAnsi="Arial" w:cs="Arial"/>
+          <w:bCs/>
+          <w:i/>
+          <w:iCs/>
+          <w:sz w:val="24"/>
+          <w:szCs w:val="24"/>
+        </w:rPr>
+        <w:t xml:space="preserve"> </w:t>
+      </w:r>
+      <w:proofErr w:type="spellStart"/>
+      <w:r>
+        <w:rPr>
+          <w:rFonts w:ascii="Arial" w:hAnsi="Arial" w:cs="Arial"/>
+          <w:bCs/>
+          <w:i/>
+          <w:iCs/>
+          <w:sz w:val="24"/>
+          <w:szCs w:val="24"/>
+        </w:rPr>
+        <w:t>Algorithms</w:t>
+      </w:r>
+      <w:proofErr w:type="spellEnd"/>
+      <w:r>
+        <w:rPr>
+          <w:rFonts w:ascii="Arial" w:hAnsi="Arial" w:cs="Arial"/>
+          <w:bCs/>
+          <w:sz w:val="24"/>
+          <w:szCs w:val="24"/>
+        </w:rPr>
+        <w:t> (2009), o que fundamenta a segurança de sistemas criptográficos.</w:t>
+      </w:r>
+    </w:p>
+    <w:p>
+      <w:pPr>
+        <w:spacing w:line="360" w:lineRule="auto"/>
+        <w:jc w:val="both"/>
+        <w:rPr>
+          <w:rFonts w:ascii="Arial" w:eastAsiaTheme="minorEastAsia" w:hAnsi="Arial" w:cs="Arial"/>
+          <w:bCs/>
+          <w:sz w:val="24"/>
+          <w:szCs w:val="24"/>
+        </w:rPr>
+      </w:pPr>
+      <w:r>
+        <w:rPr>
+          <w:rFonts w:ascii="Arial" w:hAnsi="Arial" w:cs="Arial"/>
+          <w:bCs/>
+          <w:sz w:val="24"/>
+          <w:szCs w:val="24"/>
+        </w:rPr>
+        <w:t>A escalabilidade é outro desafio crítico. Gerar todos os primos até um limite </w:t>
+      </w:r>
+      <m:oMath>
+        <m:r>
+          <w:rPr>
+            <w:rFonts w:ascii="Cambria Math" w:hAnsi="Cambria Math" w:cs="Arial"/>
+            <w:sz w:val="24"/>
+            <w:szCs w:val="24"/>
+          </w:rPr>
+          <m:t>N</m:t>
+        </m:r>
+      </m:oMath>
+      <w:r>
+        <w:rPr>
+          <w:rFonts w:ascii="Arial" w:hAnsi="Arial" w:cs="Arial"/>
+          <w:bCs/>
+          <w:sz w:val="24"/>
+          <w:szCs w:val="24"/>
+        </w:rPr>
+        <w:t> exige estratégias que equilibrem tempo e memória. Por exemplo, o crivo de Eratóstenes, desenvolvido na Grécia Antiga, possui</w:t>
+      </w:r>
+      <w:r>
+        <w:rPr>
+          <w:rFonts w:ascii="Arial" w:hAnsi="Arial" w:cs="Arial"/>
+          <w:bCs/>
+          <w:sz w:val="24"/>
+          <w:szCs w:val="24"/>
+        </w:rPr>
+        <w:t xml:space="preserve"> </w:t>
+      </w:r>
+      <w:r>
+        <w:rPr>
+          <w:rFonts w:ascii="Arial" w:hAnsi="Arial" w:cs="Arial"/>
+          <w:bCs/>
+          <w:sz w:val="24"/>
+          <w:szCs w:val="24"/>
+        </w:rPr>
+        <w:t>complexidade </w:t>
+      </w:r>
+      <m:oMath>
+        <m:r>
+          <w:rPr>
+            <w:rFonts w:ascii="Cambria Math" w:hAnsi="Cambria Math" w:cs="Arial"/>
+            <w:sz w:val="24"/>
+            <w:szCs w:val="24"/>
+          </w:rPr>
+          <m:t>O(N</m:t>
+        </m:r>
+        <m:func>
+          <m:funcPr>
+            <m:ctrlPr>
+              <w:rPr>
+                <w:rFonts w:ascii="Cambria Math" w:hAnsi="Cambria Math" w:cs="Arial"/>
+                <w:bCs/>
+                <w:i/>
+                <w:sz w:val="24"/>
+                <w:szCs w:val="24"/>
+              </w:rPr>
+            </m:ctrlPr>
+          </m:funcPr>
+          <m:fName>
+            <m:r>
+              <m:rPr>
+                <m:sty m:val="p"/>
+              </m:rPr>
+              <w:rPr>
+                <w:rFonts w:ascii="Cambria Math" w:hAnsi="Cambria Math" w:cs="Arial"/>
+                <w:sz w:val="24"/>
+                <w:szCs w:val="24"/>
+              </w:rPr>
+              <m:t>log</m:t>
+            </m:r>
+          </m:fName>
+          <m:e>
+            <m:func>
+              <m:funcPr>
+                <m:ctrlPr>
+                  <w:rPr>
+                    <w:rFonts w:ascii="Cambria Math" w:hAnsi="Cambria Math" w:cs="Arial"/>
+                    <w:bCs/>
+                    <w:i/>
+                    <w:sz w:val="24"/>
+                    <w:szCs w:val="24"/>
+                  </w:rPr>
+                </m:ctrlPr>
+              </m:funcPr>
+              <m:fName>
+                <m:r>
+                  <m:rPr>
+                    <m:sty m:val="p"/>
+                  </m:rPr>
+                  <w:rPr>
+                    <w:rFonts w:ascii="Cambria Math" w:hAnsi="Cambria Math" w:cs="Arial"/>
+                    <w:sz w:val="24"/>
+                    <w:szCs w:val="24"/>
+                  </w:rPr>
+                  <m:t>log</m:t>
+                </m:r>
+              </m:fName>
+              <m:e>
+                <m:r>
+                  <w:rPr>
+                    <w:rFonts w:ascii="Cambria Math" w:hAnsi="Cambria Math" w:cs="Arial"/>
+                    <w:sz w:val="24"/>
+                    <w:szCs w:val="24"/>
+                  </w:rPr>
+                  <m:t>N</m:t>
+                </m:r>
+              </m:e>
+            </m:func>
+          </m:e>
+        </m:func>
+        <m:r>
+          <w:rPr>
+            <w:rFonts w:ascii="Cambria Math" w:hAnsi="Cambria Math" w:cs="Arial"/>
+            <w:sz w:val="24"/>
+            <w:szCs w:val="24"/>
+          </w:rPr>
+          <m:t>)</m:t>
+        </m:r>
+      </m:oMath>
+      <w:r>
+        <w:rPr>
+          <w:rFonts w:ascii="Arial" w:hAnsi="Arial" w:cs="Arial"/>
+          <w:bCs/>
+          <w:sz w:val="24"/>
+          <w:szCs w:val="24"/>
+        </w:rPr>
+        <w:t xml:space="preserve"> </w:t>
+      </w:r>
+      <w:r>
+        <w:rPr>
+          <w:rFonts w:ascii="Arial" w:hAnsi="Arial" w:cs="Arial"/>
+          <w:bCs/>
+          <w:sz w:val="24"/>
+          <w:szCs w:val="24"/>
+        </w:rPr>
+        <w:t>em tempo, mas demanda </w:t>
+      </w:r>
+      <m:oMath>
+        <m:r>
+          <w:rPr>
+            <w:rFonts w:ascii="Cambria Math" w:hAnsi="Cambria Math" w:cs="Arial"/>
+            <w:sz w:val="24"/>
+            <w:szCs w:val="24"/>
+          </w:rPr>
+          <m:t>O(n)</m:t>
+        </m:r>
+      </m:oMath>
+      <w:r>
+        <w:rPr>
+          <w:rFonts w:ascii="Arial" w:hAnsi="Arial" w:cs="Arial"/>
+          <w:bCs/>
+          <w:sz w:val="24"/>
+          <w:szCs w:val="24"/>
+        </w:rPr>
+        <w:t xml:space="preserve"> </w:t>
+      </w:r>
+      <w:r>
+        <w:rPr>
+          <w:rFonts w:ascii="Arial" w:hAnsi="Arial" w:cs="Arial"/>
+          <w:bCs/>
+          <w:sz w:val="24"/>
+          <w:szCs w:val="24"/>
+        </w:rPr>
+        <w:t>em memória, tornando-o inviável para </w:t>
+      </w:r>
+      <m:oMath>
+        <m:r>
+          <w:rPr>
+            <w:rFonts w:ascii="Cambria Math" w:hAnsi="Cambria Math" w:cs="Arial"/>
+            <w:sz w:val="24"/>
+            <w:szCs w:val="24"/>
+          </w:rPr>
+          <m:t>N&gt;</m:t>
+        </m:r>
+        <m:sSup>
+          <m:sSupPr>
+            <m:ctrlPr>
+              <w:rPr>
+                <w:rFonts w:ascii="Cambria Math" w:hAnsi="Cambria Math" w:cs="Arial"/>
+                <w:bCs/>
+                <w:i/>
+                <w:sz w:val="24"/>
+                <w:szCs w:val="24"/>
+              </w:rPr>
+            </m:ctrlPr>
+          </m:sSupPr>
+          <m:e>
+            <m:r>
+              <w:rPr>
+                <w:rFonts w:ascii="Cambria Math" w:hAnsi="Cambria Math" w:cs="Arial"/>
+                <w:sz w:val="24"/>
+                <w:szCs w:val="24"/>
+              </w:rPr>
+              <m:t>10</m:t>
+            </m:r>
+          </m:e>
+          <m:sup>
+            <m:r>
+              <w:rPr>
+                <w:rFonts w:ascii="Cambria Math" w:hAnsi="Cambria Math" w:cs="Arial"/>
+                <w:sz w:val="24"/>
+                <w:szCs w:val="24"/>
+              </w:rPr>
+              <m:t>12</m:t>
+            </m:r>
+          </m:sup>
+        </m:sSup>
+      </m:oMath>
+      <w:r>
+        <w:rPr>
+          <w:rFonts w:ascii="Arial" w:hAnsi="Arial" w:cs="Arial"/>
+          <w:bCs/>
+          <w:sz w:val="24"/>
+          <w:szCs w:val="24"/>
+        </w:rPr>
+        <w:t>. Soluções como o </w:t>
+      </w:r>
+      <w:r>
+        <w:rPr>
+          <w:rFonts w:ascii="Arial" w:hAnsi="Arial" w:cs="Arial"/>
+          <w:bCs/>
+          <w:i/>
+          <w:iCs/>
+          <w:sz w:val="24"/>
+          <w:szCs w:val="24"/>
+        </w:rPr>
+        <w:t>crivo segmentado</w:t>
+      </w:r>
+      <w:r>
+        <w:rPr>
+          <w:rFonts w:ascii="Arial" w:hAnsi="Arial" w:cs="Arial"/>
+          <w:bCs/>
+          <w:sz w:val="24"/>
+          <w:szCs w:val="24"/>
+        </w:rPr>
+        <w:t>, que divide o intervalo de busca em blocos menores, foram propostas para contornar esse limit</w:t>
+      </w:r>
+      <w:r>
+        <w:rPr>
+          <w:rFonts w:ascii="Arial" w:hAnsi="Arial" w:cs="Arial"/>
+          <w:bCs/>
+          <w:sz w:val="24"/>
+          <w:szCs w:val="24"/>
+        </w:rPr>
+        <w:t>e</w:t>
+      </w:r>
+      <w:r>
+        <w:rPr>
+          <w:rFonts w:ascii="Arial" w:hAnsi="Arial" w:cs="Arial"/>
+          <w:bCs/>
+          <w:sz w:val="24"/>
+          <w:szCs w:val="24"/>
+        </w:rPr>
+        <w:t>.</w:t>
+      </w:r>
+    </w:p>
+    <w:p>
+      <w:pPr>
+        <w:spacing w:line="360" w:lineRule="auto"/>
+        <w:jc w:val="both"/>
+        <w:rPr>
+          <w:rFonts w:ascii="Arial" w:hAnsi="Arial" w:cs="Arial"/>
+          <w:bCs/>
+          <w:sz w:val="24"/>
+          <w:szCs w:val="24"/>
+        </w:rPr>
+      </w:pPr>
+      <w:r>
+        <w:rPr>
+          <w:rFonts w:ascii="Arial" w:hAnsi="Arial" w:cs="Arial"/>
+          <w:bCs/>
+          <w:sz w:val="24"/>
+          <w:szCs w:val="24"/>
+        </w:rPr>
+        <w:t xml:space="preserve">A busca por primos recordes, como os primos de </w:t>
+      </w:r>
+      <w:proofErr w:type="spellStart"/>
+      <w:r>
+        <w:rPr>
+          <w:rFonts w:ascii="Arial" w:hAnsi="Arial" w:cs="Arial"/>
+          <w:bCs/>
+          <w:sz w:val="24"/>
+          <w:szCs w:val="24"/>
+        </w:rPr>
+        <w:t>Mersenne</w:t>
+      </w:r>
+      <w:proofErr w:type="spellEnd"/>
+      <w:r>
+        <w:rPr>
+          <w:rFonts w:ascii="Arial" w:hAnsi="Arial" w:cs="Arial"/>
+          <w:bCs/>
+          <w:sz w:val="24"/>
+          <w:szCs w:val="24"/>
+        </w:rPr>
+        <w:t xml:space="preserve"> (da forma </w:t>
+      </w:r>
+      <m:oMath>
+        <m:sSup>
+          <m:sSupPr>
+            <m:ctrlPr>
+              <w:rPr>
+                <w:rFonts w:ascii="Cambria Math" w:hAnsi="Cambria Math" w:cs="Arial"/>
+                <w:bCs/>
+                <w:i/>
+                <w:sz w:val="24"/>
+                <w:szCs w:val="24"/>
+              </w:rPr>
+            </m:ctrlPr>
+          </m:sSupPr>
+          <m:e>
+            <m:r>
+              <w:rPr>
+                <w:rFonts w:ascii="Cambria Math" w:hAnsi="Cambria Math" w:cs="Arial"/>
+                <w:sz w:val="24"/>
+                <w:szCs w:val="24"/>
+              </w:rPr>
+              <m:t>2</m:t>
+            </m:r>
+          </m:e>
+          <m:sup>
+            <m:r>
+              <w:rPr>
+                <w:rFonts w:ascii="Cambria Math" w:hAnsi="Cambria Math" w:cs="Arial"/>
+                <w:sz w:val="24"/>
+                <w:szCs w:val="24"/>
+              </w:rPr>
+              <m:t>P</m:t>
+            </m:r>
+          </m:sup>
+        </m:sSup>
+        <m:r>
+          <w:rPr>
+            <w:rFonts w:ascii="Cambria Math" w:hAnsi="Cambria Math" w:cs="Arial"/>
+            <w:sz w:val="24"/>
+            <w:szCs w:val="24"/>
+          </w:rPr>
+          <m:t>-1</m:t>
+        </m:r>
+      </m:oMath>
+      <w:r>
+        <w:rPr>
+          <w:rFonts w:ascii="Arial" w:hAnsi="Arial" w:cs="Arial"/>
+          <w:bCs/>
+          <w:sz w:val="24"/>
+          <w:szCs w:val="24"/>
+        </w:rPr>
+        <w:t>), ilustra a interseção entre teoria e computação de alto desempenho. Projetos como o GIMPS (Great Internet Mersenne Prime Search) utilizam o teste de Lucas-Lehmer, específico para primos de Mersenne, e distribuem cálculos em milhares de computadores, demonstrando como a colaboração global e o </w:t>
+      </w:r>
+      <w:r>
+        <w:rPr>
+          <w:rFonts w:ascii="Arial" w:hAnsi="Arial" w:cs="Arial"/>
+          <w:bCs/>
+          <w:i/>
+          <w:iCs/>
+          <w:sz w:val="24"/>
+          <w:szCs w:val="24"/>
+        </w:rPr>
+        <w:t>hardware</w:t>
+      </w:r>
+      <w:r>
+        <w:rPr>
+          <w:rFonts w:ascii="Arial" w:hAnsi="Arial" w:cs="Arial"/>
+          <w:bCs/>
+          <w:sz w:val="24"/>
+          <w:szCs w:val="24"/>
+        </w:rPr>
+        <w:t> moderno são indispensáveis para explorar fronteiras matemáticas</w:t>
+      </w:r>
+      <w:r>
+        <w:rPr>
+          <w:rFonts w:ascii="Arial" w:hAnsi="Arial" w:cs="Arial"/>
+          <w:bCs/>
+          <w:sz w:val="24"/>
+          <w:szCs w:val="24"/>
+        </w:rPr>
+        <w:t>.</w:t>
+      </w:r>
+    </w:p>
+    <w:p>
+      <w:pPr>
+        <w:spacing w:line="360" w:lineRule="auto"/>
+        <w:jc w:val="both"/>
+        <w:rPr>
+          <w:rFonts w:ascii="Arial" w:hAnsi="Arial" w:cs="Arial"/>
+          <w:b/>
+          <w:sz w:val="24"/>
+          <w:szCs w:val="24"/>
+        </w:rPr>
+      </w:pPr>
+    </w:p>
+    <w:p>
+      <w:pPr>
+        <w:spacing w:line="360" w:lineRule="auto"/>
+        <w:rPr>
+          <w:rFonts w:ascii="Arial" w:hAnsi="Arial" w:cs="Arial"/>
+          <w:b/>
+          <w:sz w:val="24"/>
+          <w:szCs w:val="24"/>
+        </w:rPr>
+      </w:pPr>
+      <w:r>
+        <w:rPr>
+          <w:rFonts w:ascii="Arial" w:hAnsi="Arial" w:cs="Arial"/>
+          <w:b/>
+          <w:bCs/>
+          <w:sz w:val="24"/>
+          <w:szCs w:val="24"/>
+        </w:rPr>
+        <w:lastRenderedPageBreak/>
+        <w:t>ALGORITMOS CLÁSSICOS E MODERNOS</w:t>
+      </w:r>
+    </w:p>
+    <w:p>
+      <w:pPr>
+        <w:spacing w:line="360" w:lineRule="auto"/>
+        <w:jc w:val="both"/>
+        <w:rPr>
+          <w:rFonts w:ascii="Arial" w:hAnsi="Arial" w:cs="Arial"/>
+          <w:bCs/>
+          <w:sz w:val="24"/>
+          <w:szCs w:val="24"/>
+        </w:rPr>
+      </w:pPr>
+      <w:r>
+        <w:rPr>
+          <w:rFonts w:ascii="Arial" w:hAnsi="Arial" w:cs="Arial"/>
+          <w:bCs/>
+          <w:sz w:val="24"/>
+          <w:szCs w:val="24"/>
+        </w:rPr>
+        <w:t xml:space="preserve">Entre os métodos históricos, o Crivo de Eratóstenes (século III a.C.) permanece relevante. Seu princípio — eliminar sistematicamente múltiplos de cada primo descoberto — foi aprimorado ao longo dos séculos. Implementações modernas, como as descritas por </w:t>
+      </w:r>
+      <w:proofErr w:type="spellStart"/>
+      <w:r>
+        <w:rPr>
+          <w:rFonts w:ascii="Arial" w:hAnsi="Arial" w:cs="Arial"/>
+          <w:bCs/>
+          <w:sz w:val="24"/>
+          <w:szCs w:val="24"/>
+        </w:rPr>
+        <w:t>Sedgewick</w:t>
+      </w:r>
+      <w:proofErr w:type="spellEnd"/>
+      <w:r>
+        <w:rPr>
+          <w:rFonts w:ascii="Arial" w:hAnsi="Arial" w:cs="Arial"/>
+          <w:bCs/>
+          <w:sz w:val="24"/>
+          <w:szCs w:val="24"/>
+        </w:rPr>
+        <w:t xml:space="preserve"> e Wayne em </w:t>
+      </w:r>
+      <w:proofErr w:type="spellStart"/>
+      <w:r>
+        <w:rPr>
+          <w:rFonts w:ascii="Arial" w:hAnsi="Arial" w:cs="Arial"/>
+          <w:bCs/>
+          <w:i/>
+          <w:iCs/>
+          <w:sz w:val="24"/>
+          <w:szCs w:val="24"/>
+        </w:rPr>
+        <w:t>Algorithms</w:t>
+      </w:r>
+      <w:proofErr w:type="spellEnd"/>
+      <w:r>
+        <w:rPr>
+          <w:rFonts w:ascii="Arial" w:hAnsi="Arial" w:cs="Arial"/>
+          <w:bCs/>
+          <w:sz w:val="24"/>
+          <w:szCs w:val="24"/>
+        </w:rPr>
+        <w:t xml:space="preserve"> (2011), ignoram múltiplos pares e utilizam estruturas de dados compactas, reduzindo o uso de memória. Apesar disso, sua aplicação direta ainda é limitada por escala, o que motivou alternativas como o Crivo de </w:t>
+      </w:r>
+      <w:proofErr w:type="spellStart"/>
+      <w:r>
+        <w:rPr>
+          <w:rFonts w:ascii="Arial" w:hAnsi="Arial" w:cs="Arial"/>
+          <w:bCs/>
+          <w:sz w:val="24"/>
+          <w:szCs w:val="24"/>
+        </w:rPr>
+        <w:t>Sundaram</w:t>
+      </w:r>
+      <w:proofErr w:type="spellEnd"/>
+      <w:r>
+        <w:rPr>
+          <w:rFonts w:ascii="Arial" w:hAnsi="Arial" w:cs="Arial"/>
+          <w:bCs/>
+          <w:sz w:val="24"/>
+          <w:szCs w:val="24"/>
+        </w:rPr>
+        <w:t>.</w:t>
+      </w:r>
+    </w:p>
+    <w:p>
+      <w:pPr>
+        <w:spacing w:line="360" w:lineRule="auto"/>
+        <w:jc w:val="both"/>
+        <w:rPr>
+          <w:rFonts w:ascii="Arial" w:hAnsi="Arial" w:cs="Arial"/>
+          <w:bCs/>
+          <w:sz w:val="24"/>
+          <w:szCs w:val="24"/>
+        </w:rPr>
+      </w:pPr>
+      <w:r>
+        <w:rPr>
+          <w:rFonts w:ascii="Arial" w:hAnsi="Arial" w:cs="Arial"/>
+          <w:bCs/>
+          <w:sz w:val="24"/>
+          <w:szCs w:val="24"/>
+        </w:rPr>
+        <w:t xml:space="preserve">Proposto pelo matemático indiano S. P. </w:t>
+      </w:r>
+      <w:proofErr w:type="spellStart"/>
+      <w:r>
+        <w:rPr>
+          <w:rFonts w:ascii="Arial" w:hAnsi="Arial" w:cs="Arial"/>
+          <w:bCs/>
+          <w:sz w:val="24"/>
+          <w:szCs w:val="24"/>
+        </w:rPr>
+        <w:t>Sundaram</w:t>
+      </w:r>
+      <w:proofErr w:type="spellEnd"/>
+      <w:r>
+        <w:rPr>
+          <w:rFonts w:ascii="Arial" w:hAnsi="Arial" w:cs="Arial"/>
+          <w:bCs/>
+          <w:sz w:val="24"/>
+          <w:szCs w:val="24"/>
+        </w:rPr>
+        <w:t xml:space="preserve"> em 1934, o </w:t>
+      </w:r>
+      <w:bookmarkStart w:id="0" w:name="_Hlk193755658"/>
+      <w:r>
+        <w:rPr>
+          <w:rFonts w:ascii="Arial" w:hAnsi="Arial" w:cs="Arial"/>
+          <w:bCs/>
+          <w:sz w:val="24"/>
+          <w:szCs w:val="24"/>
+        </w:rPr>
+        <w:t xml:space="preserve">Crivo de </w:t>
+      </w:r>
+      <w:proofErr w:type="spellStart"/>
+      <w:r>
+        <w:rPr>
+          <w:rFonts w:ascii="Arial" w:hAnsi="Arial" w:cs="Arial"/>
+          <w:bCs/>
+          <w:sz w:val="24"/>
+          <w:szCs w:val="24"/>
+        </w:rPr>
+        <w:t>Sundaram</w:t>
+      </w:r>
+      <w:bookmarkEnd w:id="0"/>
+      <w:proofErr w:type="spellEnd"/>
+      <w:r>
+        <w:rPr>
+          <w:rFonts w:ascii="Arial" w:hAnsi="Arial" w:cs="Arial"/>
+          <w:bCs/>
+          <w:sz w:val="24"/>
+          <w:szCs w:val="24"/>
+        </w:rPr>
+        <w:t> foca em gerar números ímpares compostos através da expressão </w:t>
+      </w:r>
+      <m:oMath>
+        <m:r>
+          <w:rPr>
+            <w:rFonts w:ascii="Cambria Math" w:hAnsi="Cambria Math" w:cs="Arial"/>
+            <w:sz w:val="24"/>
+            <w:szCs w:val="24"/>
+          </w:rPr>
+          <m:t>i+j+2ij</m:t>
+        </m:r>
+      </m:oMath>
+      <w:r>
+        <w:rPr>
+          <w:rFonts w:ascii="Arial" w:hAnsi="Arial" w:cs="Arial"/>
+          <w:bCs/>
+          <w:sz w:val="24"/>
+          <w:szCs w:val="24"/>
+        </w:rPr>
+        <w:t>, deixando os restantes como candidatos a primos (excluindo o 2). Apesar de sua elegância teórica, sua eficiência prática é inferior à do crivo de Eratóstenes para </w:t>
+      </w:r>
+      <m:oMath>
+        <m:r>
+          <w:rPr>
+            <w:rFonts w:ascii="Cambria Math" w:hAnsi="Cambria Math" w:cs="Arial"/>
+            <w:sz w:val="24"/>
+            <w:szCs w:val="24"/>
+          </w:rPr>
+          <m:t>N</m:t>
+        </m:r>
+      </m:oMath>
+      <w:r>
+        <w:rPr>
+          <w:rFonts w:ascii="Arial" w:hAnsi="Arial" w:cs="Arial"/>
+          <w:bCs/>
+          <w:sz w:val="24"/>
+          <w:szCs w:val="24"/>
+        </w:rPr>
+        <w:t> grandes, conforme comparado por Pomerance e Crandall em </w:t>
+      </w:r>
+      <w:r>
+        <w:rPr>
+          <w:rFonts w:ascii="Arial" w:hAnsi="Arial" w:cs="Arial"/>
+          <w:bCs/>
+          <w:i/>
+          <w:iCs/>
+          <w:sz w:val="24"/>
+          <w:szCs w:val="24"/>
+        </w:rPr>
+        <w:t xml:space="preserve">Prime </w:t>
+      </w:r>
+      <w:proofErr w:type="spellStart"/>
+      <w:r>
+        <w:rPr>
+          <w:rFonts w:ascii="Arial" w:hAnsi="Arial" w:cs="Arial"/>
+          <w:bCs/>
+          <w:i/>
+          <w:iCs/>
+          <w:sz w:val="24"/>
+          <w:szCs w:val="24"/>
+        </w:rPr>
+        <w:t>Numbers</w:t>
+      </w:r>
+      <w:proofErr w:type="spellEnd"/>
+      <w:r>
+        <w:rPr>
+          <w:rFonts w:ascii="Arial" w:hAnsi="Arial" w:cs="Arial"/>
+          <w:bCs/>
+          <w:i/>
+          <w:iCs/>
+          <w:sz w:val="24"/>
+          <w:szCs w:val="24"/>
+        </w:rPr>
+        <w:t xml:space="preserve">: A </w:t>
+      </w:r>
+      <w:proofErr w:type="spellStart"/>
+      <w:r>
+        <w:rPr>
+          <w:rFonts w:ascii="Arial" w:hAnsi="Arial" w:cs="Arial"/>
+          <w:bCs/>
+          <w:i/>
+          <w:iCs/>
+          <w:sz w:val="24"/>
+          <w:szCs w:val="24"/>
+        </w:rPr>
+        <w:t>Computational</w:t>
+      </w:r>
+      <w:proofErr w:type="spellEnd"/>
+      <w:r>
+        <w:rPr>
+          <w:rFonts w:ascii="Arial" w:hAnsi="Arial" w:cs="Arial"/>
+          <w:bCs/>
+          <w:i/>
+          <w:iCs/>
+          <w:sz w:val="24"/>
+          <w:szCs w:val="24"/>
+        </w:rPr>
+        <w:t xml:space="preserve"> Perspective</w:t>
+      </w:r>
+      <w:r>
+        <w:rPr>
+          <w:rFonts w:ascii="Arial" w:hAnsi="Arial" w:cs="Arial"/>
+          <w:bCs/>
+          <w:sz w:val="24"/>
+          <w:szCs w:val="24"/>
+        </w:rPr>
+        <w:t> (2005).</w:t>
+      </w:r>
+    </w:p>
+    <w:p>
+      <w:pPr>
+        <w:spacing w:line="360" w:lineRule="auto"/>
+        <w:jc w:val="both"/>
+        <w:rPr>
+          <w:rFonts w:ascii="Arial" w:hAnsi="Arial" w:cs="Arial"/>
+          <w:bCs/>
+          <w:sz w:val="24"/>
+          <w:szCs w:val="24"/>
+        </w:rPr>
+      </w:pPr>
+      <w:r>
+        <w:rPr>
+          <w:rFonts w:ascii="Arial" w:hAnsi="Arial" w:cs="Arial"/>
+          <w:bCs/>
+          <w:sz w:val="24"/>
+          <w:szCs w:val="24"/>
+        </w:rPr>
+        <w:t xml:space="preserve">Já o Crivo de </w:t>
+      </w:r>
+      <w:proofErr w:type="spellStart"/>
+      <w:r>
+        <w:rPr>
+          <w:rFonts w:ascii="Arial" w:hAnsi="Arial" w:cs="Arial"/>
+          <w:bCs/>
+          <w:sz w:val="24"/>
+          <w:szCs w:val="24"/>
+        </w:rPr>
+        <w:t>Atkin</w:t>
+      </w:r>
+      <w:proofErr w:type="spellEnd"/>
+      <w:r>
+        <w:rPr>
+          <w:rFonts w:ascii="Arial" w:hAnsi="Arial" w:cs="Arial"/>
+          <w:bCs/>
+          <w:sz w:val="24"/>
+          <w:szCs w:val="24"/>
+        </w:rPr>
+        <w:t xml:space="preserve">, desenvolvido por A. O. L. </w:t>
+      </w:r>
+      <w:proofErr w:type="spellStart"/>
+      <w:r>
+        <w:rPr>
+          <w:rFonts w:ascii="Arial" w:hAnsi="Arial" w:cs="Arial"/>
+          <w:bCs/>
+          <w:sz w:val="24"/>
+          <w:szCs w:val="24"/>
+        </w:rPr>
+        <w:t>Atkin</w:t>
+      </w:r>
+      <w:proofErr w:type="spellEnd"/>
+      <w:r>
+        <w:rPr>
+          <w:rFonts w:ascii="Arial" w:hAnsi="Arial" w:cs="Arial"/>
+          <w:bCs/>
+          <w:sz w:val="24"/>
+          <w:szCs w:val="24"/>
+        </w:rPr>
+        <w:t xml:space="preserve"> e Daniel J. Bernstein em 2003, representa um avanço teórico ao utilizar formas quadráticas para identificar primos. Segundo os autores, sua complexidade teórica é </w:t>
+      </w:r>
+      <m:oMath>
+        <m:r>
+          <w:rPr>
+            <w:rFonts w:ascii="Cambria Math" w:hAnsi="Cambria Math" w:cs="Arial"/>
+            <w:sz w:val="24"/>
+            <w:szCs w:val="24"/>
+          </w:rPr>
+          <m:t>O(</m:t>
+        </m:r>
+        <m:f>
+          <m:fPr>
+            <m:type m:val="skw"/>
+            <m:ctrlPr>
+              <w:rPr>
+                <w:rFonts w:ascii="Cambria Math" w:hAnsi="Cambria Math" w:cs="Arial"/>
+                <w:bCs/>
+                <w:i/>
+                <w:sz w:val="24"/>
+                <w:szCs w:val="24"/>
+              </w:rPr>
+            </m:ctrlPr>
+          </m:fPr>
+          <m:num>
+            <m:r>
+              <w:rPr>
+                <w:rFonts w:ascii="Cambria Math" w:hAnsi="Cambria Math" w:cs="Arial"/>
+                <w:sz w:val="24"/>
+                <w:szCs w:val="24"/>
+              </w:rPr>
+              <m:t>N</m:t>
+            </m:r>
+          </m:num>
+          <m:den>
+            <m:func>
+              <m:funcPr>
+                <m:ctrlPr>
+                  <w:rPr>
+                    <w:rFonts w:ascii="Cambria Math" w:hAnsi="Cambria Math" w:cs="Arial"/>
+                    <w:bCs/>
+                    <w:i/>
+                    <w:sz w:val="24"/>
+                    <w:szCs w:val="24"/>
+                  </w:rPr>
+                </m:ctrlPr>
+              </m:funcPr>
+              <m:fName>
+                <m:r>
+                  <m:rPr>
+                    <m:sty m:val="p"/>
+                  </m:rPr>
+                  <w:rPr>
+                    <w:rFonts w:ascii="Cambria Math" w:hAnsi="Cambria Math" w:cs="Arial"/>
+                    <w:sz w:val="24"/>
+                    <w:szCs w:val="24"/>
+                  </w:rPr>
+                  <m:t>log</m:t>
+                </m:r>
+              </m:fName>
+              <m:e>
+                <m:func>
+                  <m:funcPr>
+                    <m:ctrlPr>
+                      <w:rPr>
+                        <w:rFonts w:ascii="Cambria Math" w:hAnsi="Cambria Math" w:cs="Arial"/>
+                        <w:bCs/>
+                        <w:i/>
+                        <w:sz w:val="24"/>
+                        <w:szCs w:val="24"/>
+                      </w:rPr>
+                    </m:ctrlPr>
+                  </m:funcPr>
+                  <m:fName>
+                    <m:r>
+                      <m:rPr>
+                        <m:sty m:val="p"/>
+                      </m:rPr>
+                      <w:rPr>
+                        <w:rFonts w:ascii="Cambria Math" w:hAnsi="Cambria Math" w:cs="Arial"/>
+                        <w:sz w:val="24"/>
+                        <w:szCs w:val="24"/>
+                      </w:rPr>
+                      <m:t>log</m:t>
+                    </m:r>
+                  </m:fName>
+                  <m:e>
+                    <m:r>
+                      <w:rPr>
+                        <w:rFonts w:ascii="Cambria Math" w:hAnsi="Cambria Math" w:cs="Arial"/>
+                        <w:sz w:val="24"/>
+                        <w:szCs w:val="24"/>
+                      </w:rPr>
+                      <m:t>N</m:t>
+                    </m:r>
+                  </m:e>
+                </m:func>
+              </m:e>
+            </m:func>
+          </m:den>
+        </m:f>
+        <m:r>
+          <w:rPr>
+            <w:rFonts w:ascii="Cambria Math" w:hAnsi="Cambria Math" w:cs="Arial"/>
+            <w:sz w:val="24"/>
+            <w:szCs w:val="24"/>
+          </w:rPr>
+          <m:t>)</m:t>
+        </m:r>
+      </m:oMath>
+      <w:r>
+        <w:rPr>
+          <w:rFonts w:ascii="Arial" w:hAnsi="Arial" w:cs="Arial"/>
+          <w:bCs/>
+          <w:sz w:val="24"/>
+          <w:szCs w:val="24"/>
+        </w:rPr>
+        <w:t xml:space="preserve">, superando o crivo de Eratóstenes. No entanto, constantes ocultas e a dificuldade de implementação limitaram sua adoção prática. </w:t>
+      </w:r>
+      <w:r>
+        <w:rPr>
+          <w:rFonts w:ascii="Arial" w:hAnsi="Arial" w:cs="Arial"/>
+          <w:bCs/>
+          <w:sz w:val="24"/>
+          <w:szCs w:val="24"/>
+        </w:rPr>
+        <w:t>Sendo assim</w:t>
+      </w:r>
+      <w:r>
+        <w:rPr>
+          <w:rFonts w:ascii="Arial" w:hAnsi="Arial" w:cs="Arial"/>
+          <w:bCs/>
+          <w:sz w:val="24"/>
+          <w:szCs w:val="24"/>
+        </w:rPr>
+        <w:t xml:space="preserve"> otimizações do crivo de Eratóstenes ainda são mais eficazes na maioria dos cenários reais.</w:t>
+      </w:r>
+    </w:p>
+    <w:p>
+      <w:pPr>
+        <w:spacing w:line="360" w:lineRule="auto"/>
+        <w:jc w:val="both"/>
+        <w:rPr>
+          <w:rFonts w:ascii="Arial" w:hAnsi="Arial" w:cs="Arial"/>
+          <w:bCs/>
+          <w:sz w:val="24"/>
+          <w:szCs w:val="24"/>
+        </w:rPr>
+      </w:pPr>
+      <w:r>
+        <w:rPr>
+          <w:rFonts w:ascii="Arial" w:hAnsi="Arial" w:cs="Arial"/>
+          <w:b/>
+          <w:sz w:val="24"/>
+          <w:szCs w:val="24"/>
+        </w:rPr>
+        <w:t>TESTE PRÁTICO DOS ALGORÍTMOS</w:t>
+      </w:r>
+      <w:r>
+        <w:rPr>
+          <w:rFonts w:ascii="Arial" w:hAnsi="Arial" w:cs="Arial"/>
+          <w:b/>
+          <w:sz w:val="24"/>
+          <w:szCs w:val="24"/>
+        </w:rPr>
+        <w:t xml:space="preserve"> E COMPARAÇÃO DA EXECUÇÃO</w:t>
+      </w:r>
+    </w:p>
+    <w:p>
+      <w:pPr>
+        <w:spacing w:line="360" w:lineRule="auto"/>
+        <w:jc w:val="both"/>
+        <w:rPr>
+          <w:rFonts w:ascii="Arial" w:hAnsi="Arial" w:cs="Arial"/>
+          <w:bCs/>
+          <w:sz w:val="24"/>
+          <w:szCs w:val="24"/>
+        </w:rPr>
+      </w:pPr>
+      <w:r>
+        <w:rPr>
+          <w:rFonts w:ascii="Arial" w:hAnsi="Arial" w:cs="Arial"/>
+          <w:bCs/>
+          <w:sz w:val="24"/>
+          <w:szCs w:val="24"/>
+        </w:rPr>
+        <w:t>Os</w:t>
+      </w:r>
+      <w:r>
+        <w:rPr>
+          <w:rFonts w:ascii="Arial" w:hAnsi="Arial" w:cs="Arial"/>
+          <w:bCs/>
+          <w:sz w:val="24"/>
+          <w:szCs w:val="24"/>
+        </w:rPr>
+        <w:t xml:space="preserve"> algoritmos </w:t>
+      </w:r>
+      <w:r>
+        <w:rPr>
+          <w:rFonts w:ascii="Arial" w:hAnsi="Arial" w:cs="Arial"/>
+          <w:bCs/>
+          <w:sz w:val="24"/>
+          <w:szCs w:val="24"/>
+        </w:rPr>
+        <w:t xml:space="preserve">a seguir </w:t>
+      </w:r>
+      <w:r>
+        <w:rPr>
+          <w:rFonts w:ascii="Arial" w:hAnsi="Arial" w:cs="Arial"/>
+          <w:bCs/>
+          <w:sz w:val="24"/>
+          <w:szCs w:val="24"/>
+        </w:rPr>
+        <w:t xml:space="preserve">são projetados para encontrar números primos usando </w:t>
+      </w:r>
+      <w:r>
+        <w:rPr>
+          <w:rFonts w:ascii="Arial" w:hAnsi="Arial" w:cs="Arial"/>
+          <w:bCs/>
+          <w:sz w:val="24"/>
+          <w:szCs w:val="24"/>
+        </w:rPr>
+        <w:t xml:space="preserve">os </w:t>
+      </w:r>
+      <w:r>
+        <w:rPr>
+          <w:rFonts w:ascii="Arial" w:hAnsi="Arial" w:cs="Arial"/>
+          <w:bCs/>
+          <w:sz w:val="24"/>
+          <w:szCs w:val="24"/>
+        </w:rPr>
+        <w:t xml:space="preserve">diferentes métodos </w:t>
+      </w:r>
+      <w:r>
+        <w:rPr>
+          <w:rFonts w:ascii="Arial" w:hAnsi="Arial" w:cs="Arial"/>
+          <w:bCs/>
+          <w:sz w:val="24"/>
+          <w:szCs w:val="24"/>
+        </w:rPr>
+        <w:t>apresentados</w:t>
+      </w:r>
+      <w:r>
+        <w:rPr>
+          <w:rFonts w:ascii="Arial" w:hAnsi="Arial" w:cs="Arial"/>
+          <w:bCs/>
+          <w:sz w:val="24"/>
+          <w:szCs w:val="24"/>
+        </w:rPr>
+        <w:t xml:space="preserve"> e s</w:t>
+      </w:r>
+      <w:r>
+        <w:rPr>
+          <w:rFonts w:ascii="Arial" w:hAnsi="Arial" w:cs="Arial"/>
+          <w:bCs/>
+          <w:sz w:val="24"/>
+          <w:szCs w:val="24"/>
+        </w:rPr>
+        <w:t>erão</w:t>
+      </w:r>
+      <w:r>
+        <w:rPr>
+          <w:rFonts w:ascii="Arial" w:hAnsi="Arial" w:cs="Arial"/>
+          <w:bCs/>
+          <w:sz w:val="24"/>
+          <w:szCs w:val="24"/>
+        </w:rPr>
+        <w:t xml:space="preserve"> executados por 20 segundos, contabilizando o máximo de primos encontrados. Cada algoritmo é disparado usando </w:t>
+      </w:r>
+      <w:r>
+        <w:rPr>
+          <w:rFonts w:ascii="Arial" w:hAnsi="Arial" w:cs="Arial"/>
+          <w:bCs/>
+          <w:i/>
+          <w:iCs/>
+          <w:sz w:val="24"/>
+          <w:szCs w:val="24"/>
+        </w:rPr>
+        <w:t>threads</w:t>
+      </w:r>
+      <w:r>
+        <w:rPr>
+          <w:rFonts w:ascii="Arial" w:hAnsi="Arial" w:cs="Arial"/>
+          <w:bCs/>
+          <w:sz w:val="24"/>
+          <w:szCs w:val="24"/>
+        </w:rPr>
+        <w:t xml:space="preserve"> para permitir a contagem de tempo e a geração de primos simultaneamente.</w:t>
+      </w:r>
+    </w:p>
+    <w:p>
+      <w:pPr>
+        <w:spacing w:line="360" w:lineRule="auto"/>
+        <w:rPr>
+          <w:rFonts w:ascii="Arial" w:hAnsi="Arial" w:cs="Arial"/>
+          <w:b/>
+          <w:bCs/>
+          <w:sz w:val="24"/>
+          <w:szCs w:val="24"/>
+        </w:rPr>
+      </w:pPr>
+    </w:p>
+    <w:p>
+      <w:pPr>
+        <w:spacing w:line="360" w:lineRule="auto"/>
+        <w:rPr>
+          <w:rFonts w:ascii="Arial" w:hAnsi="Arial" w:cs="Arial"/>
+          <w:b/>
+          <w:bCs/>
+          <w:sz w:val="24"/>
+          <w:szCs w:val="24"/>
+        </w:rPr>
+      </w:pPr>
+    </w:p>
+    <w:p>
+      <w:pPr>
+        <w:spacing w:line="360" w:lineRule="auto"/>
+        <w:rPr>
+          <w:rFonts w:ascii="Arial" w:hAnsi="Arial" w:cs="Arial"/>
+          <w:b/>
+          <w:bCs/>
+          <w:sz w:val="24"/>
+          <w:szCs w:val="24"/>
+        </w:rPr>
+      </w:pPr>
+    </w:p>
+    <w:p>
+      <w:pPr>
+        <w:spacing w:line="360" w:lineRule="auto"/>
+        <w:rPr>
+          <w:rFonts w:ascii="Arial" w:hAnsi="Arial" w:cs="Arial"/>
+          <w:b/>
+          <w:bCs/>
+          <w:sz w:val="24"/>
+          <w:szCs w:val="24"/>
+        </w:rPr>
+      </w:pPr>
+    </w:p>
+    <w:p>
+      <w:pPr>
+        <w:spacing w:line="360" w:lineRule="auto"/>
+        <w:rPr>
+          <w:rFonts w:ascii="Arial" w:hAnsi="Arial" w:cs="Arial"/>
+          <w:b/>
+          <w:bCs/>
+          <w:sz w:val="24"/>
+          <w:szCs w:val="24"/>
+        </w:rPr>
+      </w:pPr>
+      <w:r>
+        <w:rPr>
+          <w:rFonts w:ascii="Arial" w:hAnsi="Arial" w:cs="Arial"/>
+          <w:b/>
+          <w:bCs/>
+          <w:sz w:val="24"/>
+          <w:szCs w:val="24"/>
+        </w:rPr>
+        <w:lastRenderedPageBreak/>
+        <w:t>Algoritmo</w:t>
+      </w:r>
+      <w:r>
+        <w:rPr>
+          <w:rFonts w:ascii="Arial" w:hAnsi="Arial" w:cs="Arial"/>
+          <w:b/>
+          <w:bCs/>
+          <w:sz w:val="24"/>
+          <w:szCs w:val="24"/>
+        </w:rPr>
+        <w:t xml:space="preserve"> simples</w:t>
+      </w:r>
+    </w:p>
+    <w:p>
+      <w:pPr>
+        <w:spacing w:line="360" w:lineRule="auto"/>
+        <w:rPr>
+          <w:rFonts w:ascii="Arial" w:hAnsi="Arial" w:cs="Arial"/>
+          <w:b/>
+          <w:bCs/>
+          <w:sz w:val="24"/>
+          <w:szCs w:val="24"/>
+        </w:rPr>
+      </w:pPr>
+      <w:r>
+        <w:rPr>
+          <w:rFonts w:ascii="Arial" w:hAnsi="Arial" w:cs="Arial"/>
+          <w:b/>
+          <w:bCs/>
+          <w:noProof/>
+          <w:sz w:val="24"/>
+          <w:szCs w:val="24"/>
+        </w:rPr>
+        <w:drawing>
+          <wp:inline distT="0" distB="0" distL="0" distR="0" wp14:anchorId="12776A98" wp14:editId="3A688205">
+            <wp:extent cx="5743575" cy="6715125"/>
+            <wp:effectExtent l="0" t="0" r="9525" b="9525"/>
+            <wp:docPr id="1249799889" name="Imagem 1"/>
+            <wp:cNvGraphicFramePr>
+              <a:graphicFrameLocks xmlns:a="http://schemas.openxmlformats.org/drawingml/2006/main" noChangeAspect="1"/>
+            </wp:cNvGraphicFramePr>
+            <a:graphic xmlns:a="http://schemas.openxmlformats.org/drawingml/2006/main">
+              <a:graphicData uri="http://schemas.openxmlformats.org/drawingml/2006/picture">
+                <pic:pic xmlns:pic="http://schemas.openxmlformats.org/drawingml/2006/picture">
+                  <pic:nvPicPr>
+                    <pic:cNvPr id="0" name="Picture 173"/>
+                    <pic:cNvPicPr>
+                      <a:picLocks noChangeAspect="1" noChangeArrowheads="1"/>
+                    </pic:cNvPicPr>
+                  </pic:nvPicPr>
+                  <pic:blipFill>
+                    <a:blip r:embed="rId5" cstate="print">
+                      <a:extLst>
+                        <a:ext uri="{28A0092B-C50C-407E-A947-70E740481C1C}">
+                          <a14:useLocalDpi xmlns:a14="http://schemas.microsoft.com/office/drawing/2010/main" val="0"/>
+                        </a:ext>
+                      </a:extLst>
+                    </a:blip>
+                    <a:srcRect/>
+                    <a:stretch>
+                      <a:fillRect/>
+                    </a:stretch>
+                  </pic:blipFill>
+                  <pic:spPr bwMode="auto">
+                    <a:xfrm>
+                      <a:off x="0" y="0"/>
+                      <a:ext cx="5743575" cy="6715125"/>
+                    </a:xfrm>
+                    <a:prstGeom prst="rect">
+                      <a:avLst/>
+                    </a:prstGeom>
+                    <a:noFill/>
+                    <a:ln>
+                      <a:noFill/>
+                    </a:ln>
+                  </pic:spPr>
+                </pic:pic>
+              </a:graphicData>
+            </a:graphic>
+          </wp:inline>
+        </w:drawing>
+      </w:r>
+    </w:p>
+    <w:p>
+      <w:pPr>
+        <w:spacing w:line="360" w:lineRule="auto"/>
+        <w:jc w:val="both"/>
+        <w:rPr>
+          <w:rFonts w:ascii="Arial" w:hAnsi="Arial" w:cs="Arial"/>
+          <w:bCs/>
+          <w:sz w:val="24"/>
+          <w:szCs w:val="24"/>
+        </w:rPr>
+      </w:pPr>
+      <w:r>
+        <w:rPr>
+          <w:rFonts w:ascii="Arial" w:hAnsi="Arial" w:cs="Arial"/>
+          <w:bCs/>
+          <w:sz w:val="24"/>
+          <w:szCs w:val="24"/>
+        </w:rPr>
+        <w:t xml:space="preserve">Este script usa a verificação direta de </w:t>
+      </w:r>
+      <w:proofErr w:type="spellStart"/>
+      <w:r>
+        <w:rPr>
+          <w:rFonts w:ascii="Arial" w:hAnsi="Arial" w:cs="Arial"/>
+          <w:bCs/>
+          <w:sz w:val="24"/>
+          <w:szCs w:val="24"/>
+        </w:rPr>
+        <w:t>primalidade</w:t>
+      </w:r>
+      <w:proofErr w:type="spellEnd"/>
+      <w:r>
+        <w:rPr>
+          <w:rFonts w:ascii="Arial" w:hAnsi="Arial" w:cs="Arial"/>
+          <w:bCs/>
+          <w:sz w:val="24"/>
+          <w:szCs w:val="24"/>
+        </w:rPr>
+        <w:t>. A função </w:t>
+      </w:r>
+      <w:proofErr w:type="spellStart"/>
+      <w:r>
+        <w:rPr>
+          <w:rFonts w:ascii="Arial" w:hAnsi="Arial" w:cs="Arial"/>
+          <w:bCs/>
+          <w:sz w:val="24"/>
+          <w:szCs w:val="24"/>
+        </w:rPr>
+        <w:t>is_prime</w:t>
+      </w:r>
+      <w:proofErr w:type="spellEnd"/>
+      <w:r>
+        <w:rPr>
+          <w:rFonts w:ascii="Arial" w:hAnsi="Arial" w:cs="Arial"/>
+          <w:bCs/>
+          <w:sz w:val="24"/>
+          <w:szCs w:val="24"/>
+        </w:rPr>
+        <w:t> verifica cada número sequencialmente para determinar se é primo. Se for,</w:t>
+      </w:r>
+      <w:r>
+        <w:rPr>
+          <w:rFonts w:ascii="Arial" w:hAnsi="Arial" w:cs="Arial"/>
+          <w:bCs/>
+          <w:sz w:val="24"/>
+          <w:szCs w:val="24"/>
+        </w:rPr>
+        <w:t xml:space="preserve"> </w:t>
+      </w:r>
+      <w:r>
+        <w:rPr>
+          <w:rFonts w:ascii="Arial" w:hAnsi="Arial" w:cs="Arial"/>
+          <w:bCs/>
+          <w:sz w:val="24"/>
+          <w:szCs w:val="24"/>
+        </w:rPr>
+        <w:t>incrementa </w:t>
+      </w:r>
+      <w:proofErr w:type="spellStart"/>
+      <w:r>
+        <w:rPr>
+          <w:rFonts w:ascii="Arial" w:hAnsi="Arial" w:cs="Arial"/>
+          <w:bCs/>
+          <w:sz w:val="24"/>
+          <w:szCs w:val="24"/>
+        </w:rPr>
+        <w:t>prime_count</w:t>
+      </w:r>
+      <w:proofErr w:type="spellEnd"/>
+      <w:r>
+        <w:rPr>
+          <w:rFonts w:ascii="Arial" w:hAnsi="Arial" w:cs="Arial"/>
+          <w:bCs/>
+          <w:sz w:val="24"/>
+          <w:szCs w:val="24"/>
+        </w:rPr>
+        <w:t>. A função </w:t>
+      </w:r>
+      <w:proofErr w:type="spellStart"/>
+      <w:r>
+        <w:rPr>
+          <w:rFonts w:ascii="Arial" w:hAnsi="Arial" w:cs="Arial"/>
+          <w:bCs/>
+          <w:sz w:val="24"/>
+          <w:szCs w:val="24"/>
+        </w:rPr>
+        <w:t>generate_primes</w:t>
+      </w:r>
+      <w:proofErr w:type="spellEnd"/>
+      <w:r>
+        <w:rPr>
+          <w:rFonts w:ascii="Arial" w:hAnsi="Arial" w:cs="Arial"/>
+          <w:bCs/>
+          <w:sz w:val="24"/>
+          <w:szCs w:val="24"/>
+        </w:rPr>
+        <w:t> executa essa verificação em um loop até que o evento de parada (</w:t>
+      </w:r>
+      <w:proofErr w:type="spellStart"/>
+      <w:r>
+        <w:rPr>
+          <w:rFonts w:ascii="Arial" w:hAnsi="Arial" w:cs="Arial"/>
+          <w:bCs/>
+          <w:sz w:val="24"/>
+          <w:szCs w:val="24"/>
+        </w:rPr>
+        <w:t>stop_event</w:t>
+      </w:r>
+      <w:proofErr w:type="spellEnd"/>
+      <w:r>
+        <w:rPr>
+          <w:rFonts w:ascii="Arial" w:hAnsi="Arial" w:cs="Arial"/>
+          <w:bCs/>
+          <w:sz w:val="24"/>
+          <w:szCs w:val="24"/>
+        </w:rPr>
+        <w:t>) seja acionado. A thread principal monitora o tempo e atualiza a exibição do tempo corrente. Quando o tempo atinge 20 segundos, a thread de geração de primos é interrompida.</w:t>
+      </w:r>
+    </w:p>
+    <w:p>
+      <w:pPr>
+        <w:spacing w:line="360" w:lineRule="auto"/>
+        <w:jc w:val="both"/>
+        <w:rPr>
+          <w:rFonts w:ascii="Arial" w:hAnsi="Arial" w:cs="Arial"/>
+          <w:bCs/>
+          <w:sz w:val="24"/>
+          <w:szCs w:val="24"/>
+        </w:rPr>
+      </w:pPr>
+      <w:r>
+        <w:rPr>
+          <w:rFonts w:ascii="Arial" w:hAnsi="Arial" w:cs="Arial"/>
+          <w:b/>
+          <w:bCs/>
+          <w:sz w:val="24"/>
+          <w:szCs w:val="24"/>
+        </w:rPr>
+        <w:lastRenderedPageBreak/>
+        <w:t xml:space="preserve">Algoritmo </w:t>
+      </w:r>
+      <w:r>
+        <w:rPr>
+          <w:rFonts w:ascii="Arial" w:hAnsi="Arial" w:cs="Arial"/>
+          <w:b/>
+          <w:bCs/>
+          <w:sz w:val="24"/>
+          <w:szCs w:val="24"/>
+        </w:rPr>
+        <w:t xml:space="preserve">usando </w:t>
+      </w:r>
+      <w:r>
+        <w:rPr>
+          <w:rFonts w:ascii="Arial" w:hAnsi="Arial" w:cs="Arial"/>
+          <w:b/>
+          <w:bCs/>
+          <w:sz w:val="24"/>
+          <w:szCs w:val="24"/>
+        </w:rPr>
+        <w:t xml:space="preserve">Crivo de </w:t>
+      </w:r>
+      <w:bookmarkStart w:id="1" w:name="_Hlk193756758"/>
+      <w:r>
+        <w:rPr>
+          <w:rFonts w:ascii="Arial" w:hAnsi="Arial" w:cs="Arial"/>
+          <w:b/>
+          <w:bCs/>
+          <w:sz w:val="24"/>
+          <w:szCs w:val="24"/>
+        </w:rPr>
+        <w:t>Eratóstenes</w:t>
+      </w:r>
+      <w:bookmarkEnd w:id="1"/>
+    </w:p>
+    <w:p>
+      <w:pPr>
+        <w:spacing w:line="360" w:lineRule="auto"/>
+        <w:jc w:val="both"/>
+        <w:rPr>
+          <w:rFonts w:ascii="Arial" w:hAnsi="Arial" w:cs="Arial"/>
+          <w:bCs/>
+          <w:sz w:val="24"/>
+          <w:szCs w:val="24"/>
+        </w:rPr>
+      </w:pPr>
+      <w:r>
+        <w:rPr>
+          <w:rFonts w:ascii="Arial" w:hAnsi="Arial" w:cs="Arial"/>
+          <w:b/>
+          <w:bCs/>
+          <w:noProof/>
+          <w:sz w:val="24"/>
+          <w:szCs w:val="24"/>
+        </w:rPr>
+        <w:drawing>
+          <wp:inline distT="0" distB="0" distL="0" distR="0" wp14:anchorId="784B10B4" wp14:editId="746C1041">
+            <wp:extent cx="5753100" cy="5219700"/>
+            <wp:effectExtent l="0" t="0" r="0" b="0"/>
+            <wp:docPr id="195850616" name="Imagem 3"/>
+            <wp:cNvGraphicFramePr>
+              <a:graphicFrameLocks xmlns:a="http://schemas.openxmlformats.org/drawingml/2006/main" noChangeAspect="1"/>
+            </wp:cNvGraphicFramePr>
+            <a:graphic xmlns:a="http://schemas.openxmlformats.org/drawingml/2006/main">
+              <a:graphicData uri="http://schemas.openxmlformats.org/drawingml/2006/picture">
+                <pic:pic xmlns:pic="http://schemas.openxmlformats.org/drawingml/2006/picture">
+                  <pic:nvPicPr>
+                    <pic:cNvPr id="0" name="Picture 175"/>
+                    <pic:cNvPicPr>
+                      <a:picLocks noChangeAspect="1" noChangeArrowheads="1"/>
+                    </pic:cNvPicPr>
+                  </pic:nvPicPr>
+                  <pic:blipFill>
+                    <a:blip r:embed="rId6" cstate="print">
+                      <a:extLst>
+                        <a:ext uri="{28A0092B-C50C-407E-A947-70E740481C1C}">
+                          <a14:useLocalDpi xmlns:a14="http://schemas.microsoft.com/office/drawing/2010/main" val="0"/>
+                        </a:ext>
+                      </a:extLst>
+                    </a:blip>
+                    <a:srcRect/>
+                    <a:stretch>
+                      <a:fillRect/>
+                    </a:stretch>
+                  </pic:blipFill>
+                  <pic:spPr bwMode="auto">
+                    <a:xfrm>
+                      <a:off x="0" y="0"/>
+                      <a:ext cx="5753100" cy="5219700"/>
+                    </a:xfrm>
+                    <a:prstGeom prst="rect">
+                      <a:avLst/>
+                    </a:prstGeom>
+                    <a:noFill/>
+                    <a:ln>
+                      <a:noFill/>
+                    </a:ln>
+                  </pic:spPr>
+                </pic:pic>
+              </a:graphicData>
+            </a:graphic>
+          </wp:inline>
+        </w:drawing>
+      </w:r>
+    </w:p>
+    <w:p>
+      <w:pPr>
+        <w:spacing w:line="360" w:lineRule="auto"/>
+        <w:jc w:val="both"/>
+        <w:rPr>
+          <w:rFonts w:ascii="Arial" w:hAnsi="Arial" w:cs="Arial"/>
+          <w:bCs/>
+          <w:sz w:val="24"/>
+          <w:szCs w:val="24"/>
+        </w:rPr>
+      </w:pPr>
+      <w:r>
+        <w:rPr>
+          <w:rFonts w:ascii="Arial" w:hAnsi="Arial" w:cs="Arial"/>
+          <w:bCs/>
+          <w:sz w:val="24"/>
+          <w:szCs w:val="24"/>
+        </w:rPr>
+        <w:t>A</w:t>
+      </w:r>
+      <w:r>
+        <w:rPr>
+          <w:rFonts w:ascii="Arial" w:hAnsi="Arial" w:cs="Arial"/>
+          <w:bCs/>
+          <w:sz w:val="24"/>
+          <w:szCs w:val="24"/>
+        </w:rPr>
+        <w:t xml:space="preserve"> </w:t>
+      </w:r>
+      <w:r>
+        <w:rPr>
+          <w:rFonts w:ascii="Arial" w:hAnsi="Arial" w:cs="Arial"/>
+          <w:bCs/>
+          <w:sz w:val="24"/>
+          <w:szCs w:val="24"/>
+        </w:rPr>
+        <w:t>função </w:t>
+      </w:r>
+      <w:proofErr w:type="spellStart"/>
+      <w:r>
+        <w:rPr>
+          <w:rFonts w:ascii="Arial" w:hAnsi="Arial" w:cs="Arial"/>
+          <w:bCs/>
+          <w:sz w:val="24"/>
+          <w:szCs w:val="24"/>
+        </w:rPr>
+        <w:t>sieve</w:t>
+      </w:r>
+      <w:r>
+        <w:rPr>
+          <w:rFonts w:ascii="Arial" w:hAnsi="Arial" w:cs="Arial"/>
+          <w:bCs/>
+          <w:sz w:val="24"/>
+          <w:szCs w:val="24"/>
+        </w:rPr>
+        <w:t>_</w:t>
+      </w:r>
+      <w:r>
+        <w:rPr>
+          <w:rFonts w:ascii="Arial" w:hAnsi="Arial" w:cs="Arial"/>
+          <w:bCs/>
+          <w:sz w:val="24"/>
+          <w:szCs w:val="24"/>
+        </w:rPr>
+        <w:t>of_eratosthenes</w:t>
+      </w:r>
+      <w:proofErr w:type="spellEnd"/>
+      <w:r>
+        <w:rPr>
+          <w:rFonts w:ascii="Arial" w:hAnsi="Arial" w:cs="Arial"/>
+          <w:bCs/>
+          <w:sz w:val="24"/>
+          <w:szCs w:val="24"/>
+        </w:rPr>
+        <w:t> marca múltiplos de cada número primo começando de 2, eliminando-os da lista de candidatos a primos. A função </w:t>
+      </w:r>
+      <w:proofErr w:type="spellStart"/>
+      <w:r>
+        <w:rPr>
+          <w:rFonts w:ascii="Arial" w:hAnsi="Arial" w:cs="Arial"/>
+          <w:bCs/>
+          <w:sz w:val="24"/>
+          <w:szCs w:val="24"/>
+        </w:rPr>
+        <w:t>generate_primes</w:t>
+      </w:r>
+      <w:proofErr w:type="spellEnd"/>
+      <w:r>
+        <w:rPr>
+          <w:rFonts w:ascii="Arial" w:hAnsi="Arial" w:cs="Arial"/>
+          <w:bCs/>
+          <w:sz w:val="24"/>
+          <w:szCs w:val="24"/>
+        </w:rPr>
+        <w:t xml:space="preserve"> executa o crivo de </w:t>
+      </w:r>
+      <w:proofErr w:type="spellStart"/>
+      <w:r>
+        <w:rPr>
+          <w:rFonts w:ascii="Arial" w:hAnsi="Arial" w:cs="Arial"/>
+          <w:bCs/>
+          <w:sz w:val="24"/>
+          <w:szCs w:val="24"/>
+        </w:rPr>
+        <w:t>Eratosthenes</w:t>
+      </w:r>
+      <w:proofErr w:type="spellEnd"/>
+      <w:r>
+        <w:rPr>
+          <w:rFonts w:ascii="Arial" w:hAnsi="Arial" w:cs="Arial"/>
+          <w:bCs/>
+          <w:sz w:val="24"/>
+          <w:szCs w:val="24"/>
+        </w:rPr>
+        <w:t xml:space="preserve"> em um loop, aumentando o limite e atualizando </w:t>
+      </w:r>
+      <w:proofErr w:type="spellStart"/>
+      <w:r>
+        <w:rPr>
+          <w:rFonts w:ascii="Arial" w:hAnsi="Arial" w:cs="Arial"/>
+          <w:bCs/>
+          <w:sz w:val="24"/>
+          <w:szCs w:val="24"/>
+        </w:rPr>
+        <w:t>prime_count</w:t>
+      </w:r>
+      <w:proofErr w:type="spellEnd"/>
+      <w:r>
+        <w:rPr>
+          <w:rFonts w:ascii="Arial" w:hAnsi="Arial" w:cs="Arial"/>
+          <w:bCs/>
+          <w:sz w:val="24"/>
+          <w:szCs w:val="24"/>
+        </w:rPr>
+        <w:t> com o número de primos encontrados. A thread principal monitora o tempo e atualiza a exibição do tempo corrente. Quando o tempo atinge 20 segundos, a thread de geração de primos é interrompida.</w:t>
+      </w:r>
+    </w:p>
+    <w:p>
+      <w:pPr>
+        <w:spacing w:line="360" w:lineRule="auto"/>
+        <w:jc w:val="both"/>
+        <w:rPr>
+          <w:rFonts w:ascii="Arial" w:hAnsi="Arial" w:cs="Arial"/>
+          <w:bCs/>
+          <w:sz w:val="24"/>
+          <w:szCs w:val="24"/>
+        </w:rPr>
+      </w:pPr>
+    </w:p>
+    <w:p>
+      <w:pPr>
+        <w:spacing w:line="360" w:lineRule="auto"/>
+        <w:jc w:val="both"/>
+        <w:rPr>
+          <w:rFonts w:ascii="Arial" w:hAnsi="Arial" w:cs="Arial"/>
+          <w:bCs/>
+          <w:sz w:val="24"/>
+          <w:szCs w:val="24"/>
+        </w:rPr>
+      </w:pPr>
+    </w:p>
+    <w:p>
+      <w:pPr>
+        <w:spacing w:line="360" w:lineRule="auto"/>
+        <w:jc w:val="both"/>
+        <w:rPr>
+          <w:rFonts w:ascii="Arial" w:hAnsi="Arial" w:cs="Arial"/>
+          <w:bCs/>
+          <w:sz w:val="24"/>
+          <w:szCs w:val="24"/>
+        </w:rPr>
+      </w:pPr>
+    </w:p>
+    <w:p>
+      <w:pPr>
+        <w:spacing w:line="360" w:lineRule="auto"/>
+        <w:jc w:val="both"/>
+        <w:rPr>
+          <w:rFonts w:ascii="Arial" w:hAnsi="Arial" w:cs="Arial"/>
+          <w:bCs/>
+          <w:sz w:val="24"/>
+          <w:szCs w:val="24"/>
+        </w:rPr>
+      </w:pPr>
+    </w:p>
+    <w:p>
+      <w:pPr>
+        <w:spacing w:line="360" w:lineRule="auto"/>
+        <w:jc w:val="both"/>
+        <w:rPr>
+          <w:rFonts w:ascii="Arial" w:hAnsi="Arial" w:cs="Arial"/>
+          <w:bCs/>
+          <w:sz w:val="24"/>
+          <w:szCs w:val="24"/>
+        </w:rPr>
+      </w:pPr>
+      <w:r>
+        <w:rPr>
+          <w:rFonts w:ascii="Arial" w:hAnsi="Arial" w:cs="Arial"/>
+          <w:b/>
+          <w:bCs/>
+          <w:sz w:val="24"/>
+          <w:szCs w:val="24"/>
+        </w:rPr>
+        <w:lastRenderedPageBreak/>
+        <w:t xml:space="preserve">Algoritmo </w:t>
+      </w:r>
+      <w:r>
+        <w:rPr>
+          <w:rFonts w:ascii="Arial" w:hAnsi="Arial" w:cs="Arial"/>
+          <w:b/>
+          <w:bCs/>
+          <w:sz w:val="24"/>
+          <w:szCs w:val="24"/>
+        </w:rPr>
+        <w:t xml:space="preserve">usando </w:t>
+      </w:r>
+      <w:r>
+        <w:rPr>
+          <w:rFonts w:ascii="Arial" w:hAnsi="Arial" w:cs="Arial"/>
+          <w:b/>
+          <w:bCs/>
+          <w:sz w:val="24"/>
+          <w:szCs w:val="24"/>
+        </w:rPr>
+        <w:t xml:space="preserve">Crivo de </w:t>
+      </w:r>
+      <w:proofErr w:type="spellStart"/>
+      <w:r>
+        <w:rPr>
+          <w:rFonts w:ascii="Arial" w:hAnsi="Arial" w:cs="Arial"/>
+          <w:b/>
+          <w:bCs/>
+          <w:sz w:val="24"/>
+          <w:szCs w:val="24"/>
+        </w:rPr>
+        <w:t>Sundaram</w:t>
+      </w:r>
+      <w:proofErr w:type="spellEnd"/>
+    </w:p>
+    <w:p>
+      <w:pPr>
+        <w:spacing w:line="360" w:lineRule="auto"/>
+        <w:rPr>
+          <w:rFonts w:ascii="Arial" w:hAnsi="Arial" w:cs="Arial"/>
+          <w:b/>
+          <w:bCs/>
+          <w:sz w:val="24"/>
+          <w:szCs w:val="24"/>
+        </w:rPr>
+      </w:pPr>
+      <w:r>
+        <w:rPr>
+          <w:rFonts w:ascii="Arial" w:hAnsi="Arial" w:cs="Arial"/>
+          <w:b/>
+          <w:bCs/>
+          <w:noProof/>
+          <w:sz w:val="24"/>
+          <w:szCs w:val="24"/>
+        </w:rPr>
+        <w:drawing>
+          <wp:inline distT="0" distB="0" distL="0" distR="0" wp14:anchorId="619CE67D" wp14:editId="20C4D693">
+            <wp:extent cx="5753100" cy="5467350"/>
+            <wp:effectExtent l="0" t="0" r="0" b="0"/>
+            <wp:docPr id="336343172" name="Imagem 2"/>
+            <wp:cNvGraphicFramePr>
+              <a:graphicFrameLocks xmlns:a="http://schemas.openxmlformats.org/drawingml/2006/main" noChangeAspect="1"/>
+            </wp:cNvGraphicFramePr>
+            <a:graphic xmlns:a="http://schemas.openxmlformats.org/drawingml/2006/main">
+              <a:graphicData uri="http://schemas.openxmlformats.org/drawingml/2006/picture">
+                <pic:pic xmlns:pic="http://schemas.openxmlformats.org/drawingml/2006/picture">
+                  <pic:nvPicPr>
+                    <pic:cNvPr id="0" name="Picture 174"/>
+                    <pic:cNvPicPr>
+                      <a:picLocks noChangeAspect="1" noChangeArrowheads="1"/>
+                    </pic:cNvPicPr>
+                  </pic:nvPicPr>
+                  <pic:blipFill>
+                    <a:blip r:embed="rId7" cstate="print">
+                      <a:extLst>
+                        <a:ext uri="{28A0092B-C50C-407E-A947-70E740481C1C}">
+                          <a14:useLocalDpi xmlns:a14="http://schemas.microsoft.com/office/drawing/2010/main" val="0"/>
+                        </a:ext>
+                      </a:extLst>
+                    </a:blip>
+                    <a:srcRect/>
+                    <a:stretch>
+                      <a:fillRect/>
+                    </a:stretch>
+                  </pic:blipFill>
+                  <pic:spPr bwMode="auto">
+                    <a:xfrm>
+                      <a:off x="0" y="0"/>
+                      <a:ext cx="5753100" cy="5467350"/>
+                    </a:xfrm>
+                    <a:prstGeom prst="rect">
+                      <a:avLst/>
+                    </a:prstGeom>
+                    <a:noFill/>
+                    <a:ln>
+                      <a:noFill/>
+                    </a:ln>
+                  </pic:spPr>
+                </pic:pic>
+              </a:graphicData>
+            </a:graphic>
+          </wp:inline>
+        </w:drawing>
+      </w:r>
+    </w:p>
+    <w:p>
+      <w:pPr>
+        <w:spacing w:line="360" w:lineRule="auto"/>
+        <w:jc w:val="both"/>
+        <w:rPr>
+          <w:rFonts w:ascii="Arial" w:hAnsi="Arial" w:cs="Arial"/>
+          <w:bCs/>
+          <w:sz w:val="24"/>
+          <w:szCs w:val="24"/>
+        </w:rPr>
+      </w:pPr>
+      <w:r>
+        <w:rPr>
+          <w:rFonts w:ascii="Arial" w:hAnsi="Arial" w:cs="Arial"/>
+          <w:bCs/>
+          <w:sz w:val="24"/>
+          <w:szCs w:val="24"/>
+        </w:rPr>
+        <w:t>A função </w:t>
+      </w:r>
+      <w:proofErr w:type="spellStart"/>
+      <w:r>
+        <w:rPr>
+          <w:rFonts w:ascii="Arial" w:hAnsi="Arial" w:cs="Arial"/>
+          <w:bCs/>
+          <w:sz w:val="24"/>
+          <w:szCs w:val="24"/>
+        </w:rPr>
+        <w:t>sieve_of_sundaram</w:t>
+      </w:r>
+      <w:proofErr w:type="spellEnd"/>
+      <w:r>
+        <w:rPr>
+          <w:rFonts w:ascii="Arial" w:hAnsi="Arial" w:cs="Arial"/>
+          <w:bCs/>
+          <w:sz w:val="24"/>
+          <w:szCs w:val="24"/>
+        </w:rPr>
+        <w:t> gera números primos até um limite, eliminando números não primos de uma lista. A função </w:t>
+      </w:r>
+      <w:proofErr w:type="spellStart"/>
+      <w:r>
+        <w:rPr>
+          <w:rFonts w:ascii="Arial" w:hAnsi="Arial" w:cs="Arial"/>
+          <w:bCs/>
+          <w:sz w:val="24"/>
+          <w:szCs w:val="24"/>
+        </w:rPr>
+        <w:t>generate_primes</w:t>
+      </w:r>
+      <w:proofErr w:type="spellEnd"/>
+      <w:r>
+        <w:rPr>
+          <w:rFonts w:ascii="Arial" w:hAnsi="Arial" w:cs="Arial"/>
+          <w:bCs/>
+          <w:sz w:val="24"/>
+          <w:szCs w:val="24"/>
+        </w:rPr>
+        <w:t xml:space="preserve"> executa o crivo de </w:t>
+      </w:r>
+      <w:proofErr w:type="spellStart"/>
+      <w:r>
+        <w:rPr>
+          <w:rFonts w:ascii="Arial" w:hAnsi="Arial" w:cs="Arial"/>
+          <w:bCs/>
+          <w:sz w:val="24"/>
+          <w:szCs w:val="24"/>
+        </w:rPr>
+        <w:t>Sundaram</w:t>
+      </w:r>
+      <w:proofErr w:type="spellEnd"/>
+      <w:r>
+        <w:rPr>
+          <w:rFonts w:ascii="Arial" w:hAnsi="Arial" w:cs="Arial"/>
+          <w:bCs/>
+          <w:sz w:val="24"/>
+          <w:szCs w:val="24"/>
+        </w:rPr>
+        <w:t xml:space="preserve"> em um loop, aumentando o limite e atualizando </w:t>
+      </w:r>
+      <w:proofErr w:type="spellStart"/>
+      <w:r>
+        <w:rPr>
+          <w:rFonts w:ascii="Arial" w:hAnsi="Arial" w:cs="Arial"/>
+          <w:bCs/>
+          <w:sz w:val="24"/>
+          <w:szCs w:val="24"/>
+        </w:rPr>
+        <w:t>prime_count</w:t>
+      </w:r>
+      <w:proofErr w:type="spellEnd"/>
+      <w:r>
+        <w:rPr>
+          <w:rFonts w:ascii="Arial" w:hAnsi="Arial" w:cs="Arial"/>
+          <w:bCs/>
+          <w:sz w:val="24"/>
+          <w:szCs w:val="24"/>
+        </w:rPr>
+        <w:t> com o número de primos encontrados. A thread principal monitora o tempo e atualiza a exibição do tempo corrente. Quando o tempo atinge 20 segundos, a thread de geração de primos é interrompida.</w:t>
+      </w:r>
+    </w:p>
+    <w:p>
+      <w:pPr>
+        <w:spacing w:line="360" w:lineRule="auto"/>
+        <w:jc w:val="both"/>
+        <w:rPr>
+          <w:rFonts w:ascii="Arial" w:hAnsi="Arial" w:cs="Arial"/>
+          <w:bCs/>
+          <w:sz w:val="24"/>
+          <w:szCs w:val="24"/>
+        </w:rPr>
+      </w:pPr>
+    </w:p>
+    <w:p>
+      <w:pPr>
+        <w:spacing w:line="360" w:lineRule="auto"/>
+        <w:jc w:val="both"/>
+        <w:rPr>
+          <w:rFonts w:ascii="Arial" w:hAnsi="Arial" w:cs="Arial"/>
+          <w:bCs/>
+          <w:sz w:val="24"/>
+          <w:szCs w:val="24"/>
+        </w:rPr>
+      </w:pPr>
+    </w:p>
+    <w:p>
+      <w:pPr>
+        <w:spacing w:line="360" w:lineRule="auto"/>
+        <w:rPr>
+          <w:rFonts w:ascii="Arial" w:hAnsi="Arial" w:cs="Arial"/>
+          <w:b/>
+          <w:bCs/>
+          <w:sz w:val="24"/>
+          <w:szCs w:val="24"/>
+        </w:rPr>
+      </w:pPr>
+    </w:p>
+    <w:p>
+      <w:pPr>
+        <w:spacing w:line="360" w:lineRule="auto"/>
+        <w:rPr>
+          <w:rFonts w:ascii="Arial" w:hAnsi="Arial" w:cs="Arial"/>
+          <w:b/>
+          <w:bCs/>
+          <w:sz w:val="24"/>
+          <w:szCs w:val="24"/>
+        </w:rPr>
+      </w:pPr>
+      <w:r>
+        <w:rPr>
+          <w:rFonts w:ascii="Arial" w:hAnsi="Arial" w:cs="Arial"/>
+          <w:b/>
+          <w:bCs/>
+          <w:sz w:val="24"/>
+          <w:szCs w:val="24"/>
+        </w:rPr>
+        <w:lastRenderedPageBreak/>
+        <w:t xml:space="preserve">Algoritmo </w:t>
+      </w:r>
+      <w:r>
+        <w:rPr>
+          <w:rFonts w:ascii="Arial" w:hAnsi="Arial" w:cs="Arial"/>
+          <w:b/>
+          <w:bCs/>
+          <w:sz w:val="24"/>
+          <w:szCs w:val="24"/>
+        </w:rPr>
+        <w:t xml:space="preserve">usando </w:t>
+      </w:r>
+      <w:r>
+        <w:rPr>
+          <w:rFonts w:ascii="Arial" w:hAnsi="Arial" w:cs="Arial"/>
+          <w:b/>
+          <w:bCs/>
+          <w:sz w:val="24"/>
+          <w:szCs w:val="24"/>
+        </w:rPr>
+        <w:t xml:space="preserve">Crivo de </w:t>
+      </w:r>
+      <w:proofErr w:type="spellStart"/>
+      <w:r>
+        <w:rPr>
+          <w:rFonts w:ascii="Arial" w:hAnsi="Arial" w:cs="Arial"/>
+          <w:b/>
+          <w:bCs/>
+          <w:sz w:val="24"/>
+          <w:szCs w:val="24"/>
+        </w:rPr>
+        <w:t>Atkin</w:t>
+      </w:r>
+      <w:proofErr w:type="spellEnd"/>
+    </w:p>
+    <w:p>
+      <w:pPr>
+        <w:spacing w:line="360" w:lineRule="auto"/>
+        <w:rPr>
+          <w:rFonts w:ascii="Arial" w:hAnsi="Arial" w:cs="Arial"/>
+          <w:b/>
+          <w:bCs/>
+          <w:sz w:val="24"/>
+          <w:szCs w:val="24"/>
+        </w:rPr>
+      </w:pPr>
+      <w:r>
+        <w:rPr>
+          <w:rFonts w:ascii="Arial" w:hAnsi="Arial" w:cs="Arial"/>
+          <w:b/>
+          <w:bCs/>
+          <w:noProof/>
+          <w:sz w:val="24"/>
+          <w:szCs w:val="24"/>
+        </w:rPr>
+        <w:drawing>
+          <wp:inline distT="0" distB="0" distL="0" distR="0" wp14:anchorId="15BC71F1" wp14:editId="7CF8EB69">
+            <wp:extent cx="5753100" cy="6705600"/>
+            <wp:effectExtent l="0" t="0" r="0" b="0"/>
+            <wp:docPr id="1729983771" name="Imagem 4"/>
+            <wp:cNvGraphicFramePr>
+              <a:graphicFrameLocks xmlns:a="http://schemas.openxmlformats.org/drawingml/2006/main" noChangeAspect="1"/>
+            </wp:cNvGraphicFramePr>
+            <a:graphic xmlns:a="http://schemas.openxmlformats.org/drawingml/2006/main">
+              <a:graphicData uri="http://schemas.openxmlformats.org/drawingml/2006/picture">
+                <pic:pic xmlns:pic="http://schemas.openxmlformats.org/drawingml/2006/picture">
+                  <pic:nvPicPr>
+                    <pic:cNvPr id="0" name="Picture 176"/>
+                    <pic:cNvPicPr>
+                      <a:picLocks noChangeAspect="1" noChangeArrowheads="1"/>
+                    </pic:cNvPicPr>
+                  </pic:nvPicPr>
+                  <pic:blipFill>
+                    <a:blip r:embed="rId8" cstate="print">
+                      <a:extLst>
+                        <a:ext uri="{28A0092B-C50C-407E-A947-70E740481C1C}">
+                          <a14:useLocalDpi xmlns:a14="http://schemas.microsoft.com/office/drawing/2010/main" val="0"/>
+                        </a:ext>
+                      </a:extLst>
+                    </a:blip>
+                    <a:srcRect/>
+                    <a:stretch>
+                      <a:fillRect/>
+                    </a:stretch>
+                  </pic:blipFill>
+                  <pic:spPr bwMode="auto">
+                    <a:xfrm>
+                      <a:off x="0" y="0"/>
+                      <a:ext cx="5753100" cy="6705600"/>
+                    </a:xfrm>
+                    <a:prstGeom prst="rect">
+                      <a:avLst/>
+                    </a:prstGeom>
+                    <a:noFill/>
+                    <a:ln>
+                      <a:noFill/>
+                    </a:ln>
+                  </pic:spPr>
+                </pic:pic>
+              </a:graphicData>
+            </a:graphic>
+          </wp:inline>
+        </w:drawing>
+      </w:r>
+    </w:p>
+    <w:p>
+      <w:pPr>
+        <w:spacing w:line="360" w:lineRule="auto"/>
+        <w:jc w:val="both"/>
+        <w:rPr>
+          <w:rFonts w:ascii="Arial" w:hAnsi="Arial" w:cs="Arial"/>
+          <w:bCs/>
+          <w:sz w:val="24"/>
+          <w:szCs w:val="24"/>
+        </w:rPr>
+      </w:pPr>
+      <w:r>
+        <w:rPr>
+          <w:rFonts w:ascii="Arial" w:hAnsi="Arial" w:cs="Arial"/>
+          <w:bCs/>
+          <w:sz w:val="24"/>
+          <w:szCs w:val="24"/>
+        </w:rPr>
+        <w:t>A função </w:t>
+      </w:r>
+      <w:proofErr w:type="spellStart"/>
+      <w:r>
+        <w:rPr>
+          <w:rFonts w:ascii="Arial" w:hAnsi="Arial" w:cs="Arial"/>
+          <w:bCs/>
+          <w:sz w:val="24"/>
+          <w:szCs w:val="24"/>
+        </w:rPr>
+        <w:t>sieve_of_atkin</w:t>
+      </w:r>
+      <w:proofErr w:type="spellEnd"/>
+      <w:r>
+        <w:rPr>
+          <w:rFonts w:ascii="Arial" w:hAnsi="Arial" w:cs="Arial"/>
+          <w:bCs/>
+          <w:sz w:val="24"/>
+          <w:szCs w:val="24"/>
+        </w:rPr>
+        <w:t> usa fórmulas matemáticas para marcar números primos em uma lista, aplicando correções para eliminar falsos positivos. A função </w:t>
+      </w:r>
+      <w:proofErr w:type="spellStart"/>
+      <w:r>
+        <w:rPr>
+          <w:rFonts w:ascii="Arial" w:hAnsi="Arial" w:cs="Arial"/>
+          <w:bCs/>
+          <w:sz w:val="24"/>
+          <w:szCs w:val="24"/>
+        </w:rPr>
+        <w:t>generate_primes</w:t>
+      </w:r>
+      <w:proofErr w:type="spellEnd"/>
+      <w:r>
+        <w:rPr>
+          <w:rFonts w:ascii="Arial" w:hAnsi="Arial" w:cs="Arial"/>
+          <w:bCs/>
+          <w:sz w:val="24"/>
+          <w:szCs w:val="24"/>
+        </w:rPr>
+        <w:t xml:space="preserve"> executa o crivo de </w:t>
+      </w:r>
+      <w:proofErr w:type="spellStart"/>
+      <w:r>
+        <w:rPr>
+          <w:rFonts w:ascii="Arial" w:hAnsi="Arial" w:cs="Arial"/>
+          <w:bCs/>
+          <w:sz w:val="24"/>
+          <w:szCs w:val="24"/>
+        </w:rPr>
+        <w:t>Atkin</w:t>
+      </w:r>
+      <w:proofErr w:type="spellEnd"/>
+      <w:r>
+        <w:rPr>
+          <w:rFonts w:ascii="Arial" w:hAnsi="Arial" w:cs="Arial"/>
+          <w:bCs/>
+          <w:sz w:val="24"/>
+          <w:szCs w:val="24"/>
+        </w:rPr>
+        <w:t xml:space="preserve"> em um loop, aumentando o limite e atualizando </w:t>
+      </w:r>
+      <w:proofErr w:type="spellStart"/>
+      <w:r>
+        <w:rPr>
+          <w:rFonts w:ascii="Arial" w:hAnsi="Arial" w:cs="Arial"/>
+          <w:bCs/>
+          <w:sz w:val="24"/>
+          <w:szCs w:val="24"/>
+        </w:rPr>
+        <w:t>prime_count</w:t>
+      </w:r>
+      <w:proofErr w:type="spellEnd"/>
+      <w:r>
+        <w:rPr>
+          <w:rFonts w:ascii="Arial" w:hAnsi="Arial" w:cs="Arial"/>
+          <w:bCs/>
+          <w:sz w:val="24"/>
+          <w:szCs w:val="24"/>
+        </w:rPr>
+        <w:t> com o número de primos encontrados. A thread principal monitora o tempo e atualiza a exibição do tempo corrente. Quando o tempo atinge 20 segundos, a thread de geração de primos é interrompida.</w:t>
+      </w:r>
+    </w:p>
+    <w:p>
+      <w:pPr>
+        <w:spacing w:line="360" w:lineRule="auto"/>
+        <w:jc w:val="both"/>
+        <w:rPr>
+          <w:rFonts w:ascii="Arial" w:hAnsi="Arial" w:cs="Arial"/>
+          <w:bCs/>
+          <w:sz w:val="24"/>
+          <w:szCs w:val="24"/>
+        </w:rPr>
+      </w:pPr>
+      <w:r>
+        <w:rPr>
+          <w:rFonts w:ascii="Arial" w:hAnsi="Arial" w:cs="Arial"/>
+          <w:b/>
+          <w:bCs/>
+          <w:sz w:val="24"/>
+          <w:szCs w:val="24"/>
+        </w:rPr>
+        <w:lastRenderedPageBreak/>
+        <w:t>Execução</w:t>
+      </w:r>
+    </w:p>
+    <w:p>
+      <w:pPr>
+        <w:spacing w:line="360" w:lineRule="auto"/>
+        <w:rPr>
+          <w:rFonts w:ascii="Arial" w:hAnsi="Arial" w:cs="Arial"/>
+          <w:b/>
+          <w:sz w:val="24"/>
+          <w:szCs w:val="24"/>
+        </w:rPr>
+      </w:pPr>
+      <w:r>
+        <w:rPr>
+          <w:rFonts w:ascii="Arial" w:hAnsi="Arial" w:cs="Arial"/>
+          <w:b/>
+          <w:sz w:val="24"/>
+          <w:szCs w:val="24"/>
+        </w:rPr>
+        <w:drawing>
+          <wp:inline distT="0" distB="0" distL="0" distR="0" wp14:anchorId="79B9C99E" wp14:editId="7BC97BBF">
+            <wp:extent cx="5760085" cy="2246630"/>
+            <wp:effectExtent l="0" t="0" r="0" b="1270"/>
+            <wp:docPr id="1797260156" name="Imagem 1"/>
+            <wp:cNvGraphicFramePr>
+              <a:graphicFrameLocks xmlns:a="http://schemas.openxmlformats.org/drawingml/2006/main" noChangeAspect="1"/>
+            </wp:cNvGraphicFramePr>
+            <a:graphic xmlns:a="http://schemas.openxmlformats.org/drawingml/2006/main">
+              <a:graphicData uri="http://schemas.openxmlformats.org/drawingml/2006/picture">
+                <pic:pic xmlns:pic="http://schemas.openxmlformats.org/drawingml/2006/picture">
+                  <pic:nvPicPr>
+                    <pic:cNvPr id="1797260156" name=""/>
+                    <pic:cNvPicPr/>
+                  </pic:nvPicPr>
+                  <pic:blipFill>
+                    <a:blip r:embed="rId9"/>
+                    <a:stretch>
+                      <a:fillRect/>
+                    </a:stretch>
+                  </pic:blipFill>
+                  <pic:spPr>
+                    <a:xfrm>
+                      <a:off x="0" y="0"/>
+                      <a:ext cx="5760085" cy="2246630"/>
+                    </a:xfrm>
+                    <a:prstGeom prst="rect">
+                      <a:avLst/>
+                    </a:prstGeom>
+                  </pic:spPr>
+                </pic:pic>
+              </a:graphicData>
+            </a:graphic>
+          </wp:inline>
+        </w:drawing>
+      </w:r>
+    </w:p>
+    <w:p>
+      <w:pPr>
+        <w:spacing w:line="360" w:lineRule="auto"/>
+        <w:jc w:val="both"/>
+        <w:rPr>
+          <w:rFonts w:ascii="Arial" w:hAnsi="Arial" w:cs="Arial"/>
+          <w:bCs/>
+          <w:sz w:val="24"/>
+          <w:szCs w:val="24"/>
+        </w:rPr>
+      </w:pPr>
+      <w:r>
+        <w:rPr>
+          <w:rFonts w:ascii="Arial" w:hAnsi="Arial" w:cs="Arial"/>
+          <w:bCs/>
+          <w:sz w:val="24"/>
+          <w:szCs w:val="24"/>
+        </w:rPr>
+        <w:t xml:space="preserve">Analisando a execução dos algoritmos é perceptível a </w:t>
+      </w:r>
+      <w:r>
+        <w:rPr>
+          <w:rFonts w:ascii="Arial" w:hAnsi="Arial" w:cs="Arial"/>
+          <w:bCs/>
+          <w:sz w:val="24"/>
+          <w:szCs w:val="24"/>
+        </w:rPr>
+        <w:t>discrepância</w:t>
+      </w:r>
+      <w:r>
+        <w:rPr>
+          <w:rFonts w:ascii="Arial" w:hAnsi="Arial" w:cs="Arial"/>
+          <w:bCs/>
+          <w:sz w:val="24"/>
+          <w:szCs w:val="24"/>
+        </w:rPr>
+        <w:t xml:space="preserve"> de performance entre as diferentes abordagens. Como esperado, o algoritmo simples encontrou o menor número de primos dentro do tempo estipulado. Já os algoritmos de </w:t>
+      </w:r>
+      <w:proofErr w:type="spellStart"/>
+      <w:r>
+        <w:rPr>
+          <w:rFonts w:ascii="Arial" w:hAnsi="Arial" w:cs="Arial"/>
+          <w:bCs/>
+          <w:sz w:val="24"/>
+          <w:szCs w:val="24"/>
+        </w:rPr>
+        <w:t>Sundaram</w:t>
+      </w:r>
+      <w:proofErr w:type="spellEnd"/>
+      <w:r>
+        <w:rPr>
+          <w:rFonts w:ascii="Arial" w:hAnsi="Arial" w:cs="Arial"/>
+          <w:bCs/>
+          <w:sz w:val="24"/>
+          <w:szCs w:val="24"/>
+        </w:rPr>
+        <w:t xml:space="preserve"> e </w:t>
+      </w:r>
+      <w:proofErr w:type="spellStart"/>
+      <w:r>
+        <w:rPr>
+          <w:rFonts w:ascii="Arial" w:hAnsi="Arial" w:cs="Arial"/>
+          <w:bCs/>
+          <w:sz w:val="24"/>
+          <w:szCs w:val="24"/>
+        </w:rPr>
+        <w:t>Atkin</w:t>
+      </w:r>
+      <w:proofErr w:type="spellEnd"/>
+      <w:r>
+        <w:rPr>
+          <w:rFonts w:ascii="Arial" w:hAnsi="Arial" w:cs="Arial"/>
+          <w:bCs/>
+          <w:sz w:val="24"/>
+          <w:szCs w:val="24"/>
+        </w:rPr>
+        <w:t xml:space="preserve"> tiveram o mesmo desempenho conseguindo uma eficiência aproximadamente 7 vezes maior. O algoritmo de </w:t>
+      </w:r>
+      <w:r>
+        <w:rPr>
+          <w:rFonts w:ascii="Arial" w:hAnsi="Arial" w:cs="Arial"/>
+          <w:bCs/>
+          <w:sz w:val="24"/>
+          <w:szCs w:val="24"/>
+        </w:rPr>
+        <w:t>Eratóstenes</w:t>
+      </w:r>
+      <w:r>
+        <w:rPr>
+          <w:rFonts w:ascii="Arial" w:hAnsi="Arial" w:cs="Arial"/>
+          <w:bCs/>
+          <w:sz w:val="24"/>
+          <w:szCs w:val="24"/>
+        </w:rPr>
+        <w:t xml:space="preserve"> </w:t>
+      </w:r>
+      <w:r>
+        <w:rPr>
+          <w:rFonts w:ascii="Arial" w:hAnsi="Arial" w:cs="Arial"/>
+          <w:bCs/>
+          <w:sz w:val="24"/>
+          <w:szCs w:val="24"/>
+        </w:rPr>
+        <w:t>obteve o melhor resultado encontrando mais de 16 vezes a quantidade de números primos do método simples.</w:t>
+      </w:r>
+    </w:p>
+    <w:p>
+      <w:pPr>
+        <w:spacing w:line="360" w:lineRule="auto"/>
+        <w:rPr>
+          <w:rFonts w:ascii="Arial" w:hAnsi="Arial" w:cs="Arial"/>
+          <w:b/>
+          <w:bCs/>
+          <w:sz w:val="24"/>
+          <w:szCs w:val="24"/>
+        </w:rPr>
+      </w:pPr>
+      <w:r>
+        <w:rPr>
+          <w:rFonts w:ascii="Arial" w:hAnsi="Arial" w:cs="Arial"/>
+          <w:b/>
+          <w:bCs/>
+          <w:sz w:val="24"/>
+          <w:szCs w:val="24"/>
+        </w:rPr>
+        <w:t>NÚMEROS PERFEITOS E SUA CONEXÃO COM PRIMOS</w:t>
+      </w:r>
+    </w:p>
+    <w:p>
+      <w:pPr>
+        <w:spacing w:line="360" w:lineRule="auto"/>
+        <w:rPr>
+          <w:rFonts w:ascii="Arial" w:hAnsi="Arial" w:cs="Arial"/>
+          <w:bCs/>
+          <w:sz w:val="24"/>
+          <w:szCs w:val="24"/>
+        </w:rPr>
+      </w:pPr>
+      <w:r>
+        <w:rPr>
+          <w:rFonts w:ascii="Arial" w:hAnsi="Arial" w:cs="Arial"/>
+          <w:bCs/>
+          <w:sz w:val="24"/>
+          <w:szCs w:val="24"/>
+        </w:rPr>
+        <w:t>Os números perfeitos, definidos como iguais à soma de seus divisores próprios (</w:t>
+      </w:r>
+      <w:r>
+        <w:rPr>
+          <w:rFonts w:ascii="Arial" w:hAnsi="Arial" w:cs="Arial"/>
+          <w:bCs/>
+          <w:sz w:val="24"/>
+          <w:szCs w:val="24"/>
+        </w:rPr>
+        <w:t>excluindo-os</w:t>
+      </w:r>
+      <w:r>
+        <w:rPr>
+          <w:rFonts w:ascii="Arial" w:hAnsi="Arial" w:cs="Arial"/>
+          <w:bCs/>
+          <w:sz w:val="24"/>
+          <w:szCs w:val="24"/>
+        </w:rPr>
+        <w:t>), têm uma relação histórica com os primos. O teorema de Euclides-Euler, demonstrado por Euler em 1747, estabelece que todo número perfeito par é da forma </w:t>
+      </w:r>
+      <m:oMath>
+        <m:sSup>
+          <m:sSupPr>
+            <m:ctrlPr>
+              <w:rPr>
+                <w:rFonts w:ascii="Cambria Math" w:hAnsi="Cambria Math" w:cs="Arial"/>
+                <w:bCs/>
+                <w:i/>
+                <w:sz w:val="24"/>
+                <w:szCs w:val="24"/>
+              </w:rPr>
+            </m:ctrlPr>
+          </m:sSupPr>
+          <m:e>
+            <m:r>
+              <w:rPr>
+                <w:rFonts w:ascii="Cambria Math" w:hAnsi="Cambria Math" w:cs="Arial"/>
+                <w:sz w:val="24"/>
+                <w:szCs w:val="24"/>
+              </w:rPr>
+              <m:t>2</m:t>
+            </m:r>
+          </m:e>
+          <m:sup>
+            <m:r>
+              <w:rPr>
+                <w:rFonts w:ascii="Cambria Math" w:hAnsi="Cambria Math" w:cs="Arial"/>
+                <w:sz w:val="24"/>
+                <w:szCs w:val="24"/>
+              </w:rPr>
+              <m:t>p-1</m:t>
+            </m:r>
+          </m:sup>
+        </m:sSup>
+        <m:r>
+          <w:rPr>
+            <w:rFonts w:ascii="Cambria Math" w:hAnsi="Cambria Math" w:cs="Arial"/>
+            <w:sz w:val="24"/>
+            <w:szCs w:val="24"/>
+          </w:rPr>
+          <m:t>(</m:t>
+        </m:r>
+        <m:sSup>
+          <m:sSupPr>
+            <m:ctrlPr>
+              <w:rPr>
+                <w:rFonts w:ascii="Cambria Math" w:hAnsi="Cambria Math" w:cs="Arial"/>
+                <w:bCs/>
+                <w:i/>
+                <w:sz w:val="24"/>
+                <w:szCs w:val="24"/>
+              </w:rPr>
+            </m:ctrlPr>
+          </m:sSupPr>
+          <m:e>
+            <m:r>
+              <w:rPr>
+                <w:rFonts w:ascii="Cambria Math" w:hAnsi="Cambria Math" w:cs="Arial"/>
+                <w:sz w:val="24"/>
+                <w:szCs w:val="24"/>
+              </w:rPr>
+              <m:t>2</m:t>
+            </m:r>
+          </m:e>
+          <m:sup>
+            <m:r>
+              <w:rPr>
+                <w:rFonts w:ascii="Cambria Math" w:hAnsi="Cambria Math" w:cs="Arial"/>
+                <w:sz w:val="24"/>
+                <w:szCs w:val="24"/>
+              </w:rPr>
+              <m:t>p</m:t>
+            </m:r>
+          </m:sup>
+        </m:sSup>
+        <m:r>
+          <w:rPr>
+            <w:rFonts w:ascii="Cambria Math" w:hAnsi="Cambria Math" w:cs="Arial"/>
+            <w:sz w:val="24"/>
+            <w:szCs w:val="24"/>
+          </w:rPr>
+          <m:t>-1)</m:t>
+        </m:r>
+      </m:oMath>
+      <w:r>
+        <w:rPr>
+          <w:rFonts w:ascii="Arial" w:eastAsiaTheme="minorEastAsia" w:hAnsi="Arial" w:cs="Arial"/>
+          <w:bCs/>
+          <w:sz w:val="24"/>
+          <w:szCs w:val="24"/>
+        </w:rPr>
+        <w:t xml:space="preserve">, onde </w:t>
+      </w:r>
+      <m:oMath>
+        <m:sSup>
+          <m:sSupPr>
+            <m:ctrlPr>
+              <w:rPr>
+                <w:rFonts w:ascii="Cambria Math" w:eastAsiaTheme="minorEastAsia" w:hAnsi="Cambria Math" w:cs="Arial"/>
+                <w:bCs/>
+                <w:i/>
+                <w:sz w:val="24"/>
+                <w:szCs w:val="24"/>
+              </w:rPr>
+            </m:ctrlPr>
+          </m:sSupPr>
+          <m:e>
+            <m:r>
+              <w:rPr>
+                <w:rFonts w:ascii="Cambria Math" w:eastAsiaTheme="minorEastAsia" w:hAnsi="Cambria Math" w:cs="Arial"/>
+                <w:sz w:val="24"/>
+                <w:szCs w:val="24"/>
+              </w:rPr>
+              <m:t>2</m:t>
+            </m:r>
+          </m:e>
+          <m:sup>
+            <m:r>
+              <w:rPr>
+                <w:rFonts w:ascii="Cambria Math" w:eastAsiaTheme="minorEastAsia" w:hAnsi="Cambria Math" w:cs="Arial"/>
+                <w:sz w:val="24"/>
+                <w:szCs w:val="24"/>
+              </w:rPr>
+              <m:t>p</m:t>
+            </m:r>
+          </m:sup>
+        </m:sSup>
+        <m:r>
+          <w:rPr>
+            <w:rFonts w:ascii="Cambria Math" w:eastAsiaTheme="minorEastAsia" w:hAnsi="Cambria Math" w:cs="Arial"/>
+            <w:sz w:val="24"/>
+            <w:szCs w:val="24"/>
+          </w:rPr>
+          <m:t>-1</m:t>
+        </m:r>
+      </m:oMath>
+      <w:r>
+        <w:rPr>
+          <w:rFonts w:ascii="Arial" w:hAnsi="Arial" w:cs="Arial"/>
+          <w:bCs/>
+          <w:sz w:val="24"/>
+          <w:szCs w:val="24"/>
+        </w:rPr>
+        <w:t> </w:t>
+      </w:r>
+      <w:proofErr w:type="spellStart"/>
+      <w:r>
+        <w:rPr>
+          <w:rFonts w:ascii="Arial" w:hAnsi="Arial" w:cs="Arial"/>
+          <w:bCs/>
+          <w:sz w:val="24"/>
+          <w:szCs w:val="24"/>
+        </w:rPr>
+        <w:t>é</w:t>
+      </w:r>
+      <w:proofErr w:type="spellEnd"/>
+      <w:r>
+        <w:rPr>
+          <w:rFonts w:ascii="Arial" w:hAnsi="Arial" w:cs="Arial"/>
+          <w:bCs/>
+          <w:sz w:val="24"/>
+          <w:szCs w:val="24"/>
+        </w:rPr>
+        <w:t xml:space="preserve"> um primo de </w:t>
+      </w:r>
+      <w:proofErr w:type="spellStart"/>
+      <w:r>
+        <w:rPr>
+          <w:rFonts w:ascii="Arial" w:hAnsi="Arial" w:cs="Arial"/>
+          <w:bCs/>
+          <w:sz w:val="24"/>
+          <w:szCs w:val="24"/>
+        </w:rPr>
+        <w:t>Mersenne</w:t>
+      </w:r>
+      <w:proofErr w:type="spellEnd"/>
+      <w:r>
+        <w:rPr>
+          <w:rFonts w:ascii="Arial" w:hAnsi="Arial" w:cs="Arial"/>
+          <w:bCs/>
+          <w:sz w:val="24"/>
+          <w:szCs w:val="24"/>
+        </w:rPr>
+        <w:t xml:space="preserve">. Isso vincula diretamente a busca por perfeitos à descoberta de primos de </w:t>
+      </w:r>
+      <w:proofErr w:type="spellStart"/>
+      <w:r>
+        <w:rPr>
+          <w:rFonts w:ascii="Arial" w:hAnsi="Arial" w:cs="Arial"/>
+          <w:bCs/>
+          <w:sz w:val="24"/>
+          <w:szCs w:val="24"/>
+        </w:rPr>
+        <w:t>Mersenne</w:t>
+      </w:r>
+      <w:proofErr w:type="spellEnd"/>
+      <w:r>
+        <w:rPr>
+          <w:rFonts w:ascii="Arial" w:hAnsi="Arial" w:cs="Arial"/>
+          <w:bCs/>
+          <w:sz w:val="24"/>
+          <w:szCs w:val="24"/>
+        </w:rPr>
+        <w:t>, como ilustrado por </w:t>
+      </w:r>
+      <m:oMath>
+        <m:r>
+          <w:rPr>
+            <w:rFonts w:ascii="Cambria Math" w:hAnsi="Cambria Math" w:cs="Arial"/>
+            <w:sz w:val="24"/>
+            <w:szCs w:val="24"/>
+          </w:rPr>
+          <m:t>6=</m:t>
+        </m:r>
+        <m:sSup>
+          <m:sSupPr>
+            <m:ctrlPr>
+              <w:rPr>
+                <w:rFonts w:ascii="Cambria Math" w:hAnsi="Cambria Math" w:cs="Arial"/>
+                <w:bCs/>
+                <w:i/>
+                <w:sz w:val="24"/>
+                <w:szCs w:val="24"/>
+              </w:rPr>
+            </m:ctrlPr>
+          </m:sSupPr>
+          <m:e>
+            <m:r>
+              <w:rPr>
+                <w:rFonts w:ascii="Cambria Math" w:hAnsi="Cambria Math" w:cs="Arial"/>
+                <w:sz w:val="24"/>
+                <w:szCs w:val="24"/>
+              </w:rPr>
+              <m:t>2</m:t>
+            </m:r>
+          </m:e>
+          <m:sup>
+            <m:r>
+              <w:rPr>
+                <w:rFonts w:ascii="Cambria Math" w:hAnsi="Cambria Math" w:cs="Arial"/>
+                <w:sz w:val="24"/>
+                <w:szCs w:val="24"/>
+              </w:rPr>
+              <m:t>2-1</m:t>
+            </m:r>
+          </m:sup>
+        </m:sSup>
+        <m:r>
+          <w:rPr>
+            <w:rFonts w:ascii="Cambria Math" w:hAnsi="Cambria Math" w:cs="Arial"/>
+            <w:sz w:val="24"/>
+            <w:szCs w:val="24"/>
+          </w:rPr>
+          <m:t>(</m:t>
+        </m:r>
+        <m:sSup>
+          <m:sSupPr>
+            <m:ctrlPr>
+              <w:rPr>
+                <w:rFonts w:ascii="Cambria Math" w:hAnsi="Cambria Math" w:cs="Arial"/>
+                <w:bCs/>
+                <w:i/>
+                <w:sz w:val="24"/>
+                <w:szCs w:val="24"/>
+              </w:rPr>
+            </m:ctrlPr>
+          </m:sSupPr>
+          <m:e>
+            <m:r>
+              <w:rPr>
+                <w:rFonts w:ascii="Cambria Math" w:hAnsi="Cambria Math" w:cs="Arial"/>
+                <w:sz w:val="24"/>
+                <w:szCs w:val="24"/>
+              </w:rPr>
+              <m:t>2</m:t>
+            </m:r>
+          </m:e>
+          <m:sup>
+            <m:r>
+              <w:rPr>
+                <w:rFonts w:ascii="Cambria Math" w:hAnsi="Cambria Math" w:cs="Arial"/>
+                <w:sz w:val="24"/>
+                <w:szCs w:val="24"/>
+              </w:rPr>
+              <m:t>2</m:t>
+            </m:r>
+          </m:sup>
+        </m:sSup>
+        <m:r>
+          <w:rPr>
+            <w:rFonts w:ascii="Cambria Math" w:hAnsi="Cambria Math" w:cs="Arial"/>
+            <w:sz w:val="24"/>
+            <w:szCs w:val="24"/>
+          </w:rPr>
+          <m:t>-1)</m:t>
+        </m:r>
+      </m:oMath>
+      <w:r>
+        <w:rPr>
+          <w:rFonts w:ascii="Arial" w:eastAsiaTheme="minorEastAsia" w:hAnsi="Arial" w:cs="Arial"/>
+          <w:bCs/>
+          <w:sz w:val="24"/>
+          <w:szCs w:val="24"/>
+        </w:rPr>
+        <w:t xml:space="preserve"> e </w:t>
+      </w:r>
+      <m:oMath>
+        <m:r>
+          <w:rPr>
+            <w:rFonts w:ascii="Cambria Math" w:eastAsiaTheme="minorEastAsia" w:hAnsi="Cambria Math" w:cs="Arial"/>
+            <w:sz w:val="24"/>
+            <w:szCs w:val="24"/>
+          </w:rPr>
+          <m:t xml:space="preserve">28= </m:t>
+        </m:r>
+        <m:sSup>
+          <m:sSupPr>
+            <m:ctrlPr>
+              <w:rPr>
+                <w:rFonts w:ascii="Cambria Math" w:eastAsiaTheme="minorEastAsia" w:hAnsi="Cambria Math" w:cs="Arial"/>
+                <w:bCs/>
+                <w:i/>
+                <w:sz w:val="24"/>
+                <w:szCs w:val="24"/>
+              </w:rPr>
+            </m:ctrlPr>
+          </m:sSupPr>
+          <m:e>
+            <m:r>
+              <w:rPr>
+                <w:rFonts w:ascii="Cambria Math" w:eastAsiaTheme="minorEastAsia" w:hAnsi="Cambria Math" w:cs="Arial"/>
+                <w:sz w:val="24"/>
+                <w:szCs w:val="24"/>
+              </w:rPr>
+              <m:t>2</m:t>
+            </m:r>
+          </m:e>
+          <m:sup>
+            <m:r>
+              <w:rPr>
+                <w:rFonts w:ascii="Cambria Math" w:eastAsiaTheme="minorEastAsia" w:hAnsi="Cambria Math" w:cs="Arial"/>
+                <w:sz w:val="24"/>
+                <w:szCs w:val="24"/>
+              </w:rPr>
+              <m:t>3-1</m:t>
+            </m:r>
+          </m:sup>
+        </m:sSup>
+        <m:r>
+          <w:rPr>
+            <w:rFonts w:ascii="Cambria Math" w:eastAsiaTheme="minorEastAsia" w:hAnsi="Cambria Math" w:cs="Arial"/>
+            <w:sz w:val="24"/>
+            <w:szCs w:val="24"/>
+          </w:rPr>
+          <m:t>(</m:t>
+        </m:r>
+        <m:sSup>
+          <m:sSupPr>
+            <m:ctrlPr>
+              <w:rPr>
+                <w:rFonts w:ascii="Cambria Math" w:eastAsiaTheme="minorEastAsia" w:hAnsi="Cambria Math" w:cs="Arial"/>
+                <w:bCs/>
+                <w:i/>
+                <w:sz w:val="24"/>
+                <w:szCs w:val="24"/>
+              </w:rPr>
+            </m:ctrlPr>
+          </m:sSupPr>
+          <m:e>
+            <m:r>
+              <w:rPr>
+                <w:rFonts w:ascii="Cambria Math" w:eastAsiaTheme="minorEastAsia" w:hAnsi="Cambria Math" w:cs="Arial"/>
+                <w:sz w:val="24"/>
+                <w:szCs w:val="24"/>
+              </w:rPr>
+              <m:t>2</m:t>
+            </m:r>
+          </m:e>
+          <m:sup>
+            <m:r>
+              <w:rPr>
+                <w:rFonts w:ascii="Cambria Math" w:eastAsiaTheme="minorEastAsia" w:hAnsi="Cambria Math" w:cs="Arial"/>
+                <w:sz w:val="24"/>
+                <w:szCs w:val="24"/>
+              </w:rPr>
+              <m:t>3</m:t>
+            </m:r>
+          </m:sup>
+        </m:sSup>
+        <m:r>
+          <w:rPr>
+            <w:rFonts w:ascii="Cambria Math" w:eastAsiaTheme="minorEastAsia" w:hAnsi="Cambria Math" w:cs="Arial"/>
+            <w:sz w:val="24"/>
+            <w:szCs w:val="24"/>
+          </w:rPr>
+          <m:t>-1)</m:t>
+        </m:r>
+      </m:oMath>
+      <w:r>
+        <w:rPr>
+          <w:rFonts w:ascii="Arial" w:hAnsi="Arial" w:cs="Arial"/>
+          <w:bCs/>
+          <w:sz w:val="24"/>
+          <w:szCs w:val="24"/>
+        </w:rPr>
+        <w:t>.</w:t>
+      </w:r>
+    </w:p>
+    <w:p>
+      <w:pPr>
+        <w:spacing w:line="360" w:lineRule="auto"/>
+        <w:rPr>
+          <w:rFonts w:ascii="Arial" w:hAnsi="Arial" w:cs="Arial"/>
+          <w:bCs/>
+          <w:sz w:val="24"/>
+          <w:szCs w:val="24"/>
+        </w:rPr>
+      </w:pPr>
+      <w:r>
+        <w:rPr>
+          <w:rFonts w:ascii="Arial" w:hAnsi="Arial" w:cs="Arial"/>
+          <w:bCs/>
+          <w:sz w:val="24"/>
+          <w:szCs w:val="24"/>
+        </w:rPr>
+        <w:t xml:space="preserve">A existência de números perfeitos ímpares permanece um dos problemas em aberto mais intrigantes da teoria dos números. Nenhum exemplo foi encontrado, e resultados parciais, como os de </w:t>
+      </w:r>
+      <w:proofErr w:type="spellStart"/>
+      <w:r>
+        <w:rPr>
+          <w:rFonts w:ascii="Arial" w:hAnsi="Arial" w:cs="Arial"/>
+          <w:bCs/>
+          <w:sz w:val="24"/>
+          <w:szCs w:val="24"/>
+        </w:rPr>
+        <w:t>Ochem</w:t>
+      </w:r>
+      <w:proofErr w:type="spellEnd"/>
+      <w:r>
+        <w:rPr>
+          <w:rFonts w:ascii="Arial" w:hAnsi="Arial" w:cs="Arial"/>
+          <w:bCs/>
+          <w:sz w:val="24"/>
+          <w:szCs w:val="24"/>
+        </w:rPr>
+        <w:t xml:space="preserve"> e Rao (2012), sugerem que, se existirem, devem ser maiores que </w:t>
+      </w:r>
+      <m:oMath>
+        <m:sSup>
+          <m:sSupPr>
+            <m:ctrlPr>
+              <w:rPr>
+                <w:rFonts w:ascii="Cambria Math" w:hAnsi="Cambria Math" w:cs="Arial"/>
+                <w:bCs/>
+                <w:i/>
+                <w:sz w:val="24"/>
+                <w:szCs w:val="24"/>
+              </w:rPr>
+            </m:ctrlPr>
+          </m:sSupPr>
+          <m:e>
+            <m:r>
+              <w:rPr>
+                <w:rFonts w:ascii="Cambria Math" w:hAnsi="Cambria Math" w:cs="Arial"/>
+                <w:sz w:val="24"/>
+                <w:szCs w:val="24"/>
+              </w:rPr>
+              <m:t>10</m:t>
+            </m:r>
+          </m:e>
+          <m:sup>
+            <m:r>
+              <w:rPr>
+                <w:rFonts w:ascii="Cambria Math" w:hAnsi="Cambria Math" w:cs="Arial"/>
+                <w:sz w:val="24"/>
+                <w:szCs w:val="24"/>
+              </w:rPr>
+              <m:t>1500</m:t>
+            </m:r>
+          </m:sup>
+        </m:sSup>
+      </m:oMath>
+      <w:r>
+        <w:rPr>
+          <w:rFonts w:ascii="Arial" w:hAnsi="Arial" w:cs="Arial"/>
+          <w:bCs/>
+          <w:sz w:val="24"/>
+          <w:szCs w:val="24"/>
+        </w:rPr>
+        <w:t>. Essa incógnita reforça a complexidade inerente à teoria dos números, onde questões aparentemente simples exigem ferramentas computacionais e teóricas avançadas.</w:t>
+      </w:r>
+    </w:p>
+    <w:p>
+      <w:pPr>
+        <w:spacing w:line="360" w:lineRule="auto"/>
+        <w:rPr>
+          <w:rFonts w:ascii="Arial" w:hAnsi="Arial" w:cs="Arial"/>
+          <w:bCs/>
+          <w:sz w:val="24"/>
+          <w:szCs w:val="24"/>
+        </w:rPr>
+      </w:pPr>
+    </w:p>
+    <w:p>
+      <w:pPr>
+        <w:spacing w:line="360" w:lineRule="auto"/>
+        <w:rPr>
+          <w:rFonts w:ascii="Arial" w:hAnsi="Arial" w:cs="Arial"/>
+          <w:bCs/>
+          <w:sz w:val="24"/>
+          <w:szCs w:val="24"/>
+        </w:rPr>
+      </w:pPr>
+    </w:p>
+    <w:p>
+      <w:pPr>
+        <w:spacing w:line="360" w:lineRule="auto"/>
+        <w:rPr>
+          <w:rFonts w:ascii="Arial" w:hAnsi="Arial" w:cs="Arial"/>
+          <w:b/>
+          <w:bCs/>
+          <w:sz w:val="24"/>
+          <w:szCs w:val="24"/>
+        </w:rPr>
+      </w:pPr>
+      <w:r>
+        <w:rPr>
+          <w:rFonts w:ascii="Arial" w:hAnsi="Arial" w:cs="Arial"/>
+          <w:b/>
+          <w:bCs/>
+          <w:sz w:val="24"/>
+          <w:szCs w:val="24"/>
+        </w:rPr>
+        <w:lastRenderedPageBreak/>
+        <w:t>CONCLUSÃO</w:t>
+      </w:r>
+    </w:p>
+    <w:p>
+      <w:pPr>
+        <w:spacing w:line="360" w:lineRule="auto"/>
+        <w:rPr>
+          <w:rFonts w:ascii="Arial" w:hAnsi="Arial" w:cs="Arial"/>
+          <w:bCs/>
+          <w:sz w:val="24"/>
+          <w:szCs w:val="24"/>
+        </w:rPr>
+      </w:pPr>
+      <w:r>
+        <w:rPr>
+          <w:rFonts w:ascii="Arial" w:hAnsi="Arial" w:cs="Arial"/>
+          <w:bCs/>
+          <w:sz w:val="24"/>
+          <w:szCs w:val="24"/>
+        </w:rPr>
+        <w:t xml:space="preserve">A busca por números primos e perfeitos exemplifica a simbiose entre matemática pura e computação. Algoritmos como os crivos de Eratóstenes e </w:t>
+      </w:r>
+      <w:proofErr w:type="spellStart"/>
+      <w:r>
+        <w:rPr>
+          <w:rFonts w:ascii="Arial" w:hAnsi="Arial" w:cs="Arial"/>
+          <w:bCs/>
+          <w:sz w:val="24"/>
+          <w:szCs w:val="24"/>
+        </w:rPr>
+        <w:t>Atkin</w:t>
+      </w:r>
+      <w:proofErr w:type="spellEnd"/>
+      <w:r>
+        <w:rPr>
+          <w:rFonts w:ascii="Arial" w:hAnsi="Arial" w:cs="Arial"/>
+          <w:bCs/>
+          <w:sz w:val="24"/>
+          <w:szCs w:val="24"/>
+        </w:rPr>
+        <w:t xml:space="preserve"> refletem séculos de evolução no pensamento algorítmico, enquanto projetos colaborativos como o GIMPS ilustram o poder da computação distribuída. A persistência de problemas não resolvidos, como a existência de perfeitos ímpares, mantém a área vibrante e desafiadora. Como observou Donald </w:t>
+      </w:r>
+      <w:proofErr w:type="spellStart"/>
+      <w:r>
+        <w:rPr>
+          <w:rFonts w:ascii="Arial" w:hAnsi="Arial" w:cs="Arial"/>
+          <w:bCs/>
+          <w:sz w:val="24"/>
+          <w:szCs w:val="24"/>
+        </w:rPr>
+        <w:t>Knuth</w:t>
+      </w:r>
+      <w:proofErr w:type="spellEnd"/>
+      <w:r>
+        <w:rPr>
+          <w:rFonts w:ascii="Arial" w:hAnsi="Arial" w:cs="Arial"/>
+          <w:bCs/>
+          <w:sz w:val="24"/>
+          <w:szCs w:val="24"/>
+        </w:rPr>
+        <w:t xml:space="preserve"> em </w:t>
+      </w:r>
+      <w:r>
+        <w:rPr>
+          <w:rFonts w:ascii="Arial" w:hAnsi="Arial" w:cs="Arial"/>
+          <w:bCs/>
+          <w:i/>
+          <w:iCs/>
+          <w:sz w:val="24"/>
+          <w:szCs w:val="24"/>
+        </w:rPr>
+        <w:t xml:space="preserve">The </w:t>
+      </w:r>
+      <w:proofErr w:type="spellStart"/>
+      <w:r>
+        <w:rPr>
+          <w:rFonts w:ascii="Arial" w:hAnsi="Arial" w:cs="Arial"/>
+          <w:bCs/>
+          <w:i/>
+          <w:iCs/>
+          <w:sz w:val="24"/>
+          <w:szCs w:val="24"/>
+        </w:rPr>
+        <w:t>Art</w:t>
+      </w:r>
+      <w:proofErr w:type="spellEnd"/>
+      <w:r>
+        <w:rPr>
+          <w:rFonts w:ascii="Arial" w:hAnsi="Arial" w:cs="Arial"/>
+          <w:bCs/>
+          <w:i/>
+          <w:iCs/>
+          <w:sz w:val="24"/>
+          <w:szCs w:val="24"/>
+        </w:rPr>
+        <w:t xml:space="preserve"> </w:t>
+      </w:r>
+      <w:proofErr w:type="spellStart"/>
+      <w:r>
+        <w:rPr>
+          <w:rFonts w:ascii="Arial" w:hAnsi="Arial" w:cs="Arial"/>
+          <w:bCs/>
+          <w:i/>
+          <w:iCs/>
+          <w:sz w:val="24"/>
+          <w:szCs w:val="24"/>
+        </w:rPr>
+        <w:t>of</w:t>
+      </w:r>
+      <w:proofErr w:type="spellEnd"/>
+      <w:r>
+        <w:rPr>
+          <w:rFonts w:ascii="Arial" w:hAnsi="Arial" w:cs="Arial"/>
+          <w:bCs/>
+          <w:i/>
+          <w:iCs/>
+          <w:sz w:val="24"/>
+          <w:szCs w:val="24"/>
+        </w:rPr>
+        <w:t xml:space="preserve"> Computer </w:t>
+      </w:r>
+      <w:proofErr w:type="spellStart"/>
+      <w:r>
+        <w:rPr>
+          <w:rFonts w:ascii="Arial" w:hAnsi="Arial" w:cs="Arial"/>
+          <w:bCs/>
+          <w:i/>
+          <w:iCs/>
+          <w:sz w:val="24"/>
+          <w:szCs w:val="24"/>
+        </w:rPr>
+        <w:t>Programming</w:t>
+      </w:r>
+      <w:proofErr w:type="spellEnd"/>
+      <w:r>
+        <w:rPr>
+          <w:rFonts w:ascii="Arial" w:hAnsi="Arial" w:cs="Arial"/>
+          <w:bCs/>
+          <w:sz w:val="24"/>
+          <w:szCs w:val="24"/>
+        </w:rPr>
+        <w:t> (1997), a eficiência na manipulação de primos não é apenas uma questão técnica, mas uma ponte entre a abstração matemática e as limitações do mundo real.</w:t>
+      </w:r>
+    </w:p>
+    <w:p>
+      <w:pPr>
+        <w:spacing w:line="360" w:lineRule="auto"/>
+        <w:rPr>
+          <w:rFonts w:ascii="Arial" w:hAnsi="Arial" w:cs="Arial"/>
+          <w:b/>
+          <w:sz w:val="24"/>
+          <w:szCs w:val="24"/>
+        </w:rPr>
+      </w:pPr>
+      <w:r>
+        <w:rPr>
+          <w:rFonts w:ascii="Arial" w:hAnsi="Arial" w:cs="Arial"/>
+          <w:b/>
+          <w:sz w:val="24"/>
+          <w:szCs w:val="24"/>
+        </w:rPr>
+        <w:t>REFERÊNCIAS</w:t>
+      </w:r>
+    </w:p>
+    <w:p>
+      <w:pPr>
+        <w:spacing w:line="360" w:lineRule="auto"/>
+        <w:rPr>
+          <w:rFonts w:ascii="Arial" w:hAnsi="Arial" w:cs="Arial"/>
+          <w:bCs/>
+          <w:sz w:val="24"/>
+          <w:szCs w:val="24"/>
+        </w:rPr>
+      </w:pPr>
+      <w:r>
+        <w:rPr>
+          <w:rFonts w:ascii="Arial" w:hAnsi="Arial" w:cs="Arial"/>
+          <w:bCs/>
+          <w:sz w:val="24"/>
+          <w:szCs w:val="24"/>
+        </w:rPr>
+        <w:t>CORMEN, Thomas H. et al. </w:t>
+      </w:r>
+      <w:proofErr w:type="spellStart"/>
+      <w:r>
+        <w:rPr>
+          <w:rFonts w:ascii="Arial" w:hAnsi="Arial" w:cs="Arial"/>
+          <w:b/>
+          <w:bCs/>
+          <w:sz w:val="24"/>
+          <w:szCs w:val="24"/>
+        </w:rPr>
+        <w:t>Introduction</w:t>
+      </w:r>
+      <w:proofErr w:type="spellEnd"/>
+      <w:r>
+        <w:rPr>
+          <w:rFonts w:ascii="Arial" w:hAnsi="Arial" w:cs="Arial"/>
+          <w:b/>
+          <w:bCs/>
+          <w:sz w:val="24"/>
+          <w:szCs w:val="24"/>
+        </w:rPr>
+        <w:t xml:space="preserve"> </w:t>
+      </w:r>
+      <w:proofErr w:type="spellStart"/>
+      <w:r>
+        <w:rPr>
+          <w:rFonts w:ascii="Arial" w:hAnsi="Arial" w:cs="Arial"/>
+          <w:b/>
+          <w:bCs/>
+          <w:sz w:val="24"/>
+          <w:szCs w:val="24"/>
+        </w:rPr>
+        <w:t>to</w:t>
+      </w:r>
+      <w:proofErr w:type="spellEnd"/>
+      <w:r>
+        <w:rPr>
+          <w:rFonts w:ascii="Arial" w:hAnsi="Arial" w:cs="Arial"/>
+          <w:b/>
+          <w:bCs/>
+          <w:sz w:val="24"/>
+          <w:szCs w:val="24"/>
+        </w:rPr>
+        <w:t xml:space="preserve"> </w:t>
+      </w:r>
+      <w:proofErr w:type="spellStart"/>
+      <w:r>
+        <w:rPr>
+          <w:rFonts w:ascii="Arial" w:hAnsi="Arial" w:cs="Arial"/>
+          <w:b/>
+          <w:bCs/>
+          <w:sz w:val="24"/>
+          <w:szCs w:val="24"/>
+        </w:rPr>
+        <w:t>algorithms</w:t>
+      </w:r>
+      <w:proofErr w:type="spellEnd"/>
+      <w:r>
+        <w:rPr>
+          <w:rFonts w:ascii="Arial" w:hAnsi="Arial" w:cs="Arial"/>
+          <w:bCs/>
+          <w:sz w:val="24"/>
+          <w:szCs w:val="24"/>
+        </w:rPr>
+        <w:t xml:space="preserve">. MIT </w:t>
+      </w:r>
+      <w:proofErr w:type="spellStart"/>
+      <w:r>
+        <w:rPr>
+          <w:rFonts w:ascii="Arial" w:hAnsi="Arial" w:cs="Arial"/>
+          <w:bCs/>
+          <w:sz w:val="24"/>
+          <w:szCs w:val="24"/>
+        </w:rPr>
+        <w:t>press</w:t>
+      </w:r>
+      <w:proofErr w:type="spellEnd"/>
+      <w:r>
+        <w:rPr>
+          <w:rFonts w:ascii="Arial" w:hAnsi="Arial" w:cs="Arial"/>
+          <w:bCs/>
+          <w:sz w:val="24"/>
+          <w:szCs w:val="24"/>
+        </w:rPr>
+        <w:t>, 2022.</w:t>
+      </w:r>
+    </w:p>
+    <w:p>
+      <w:pPr>
+        <w:spacing w:line="360" w:lineRule="auto"/>
+        <w:rPr>
+          <w:rFonts w:ascii="Arial" w:hAnsi="Arial" w:cs="Arial"/>
+          <w:bCs/>
+          <w:sz w:val="24"/>
+          <w:szCs w:val="24"/>
+        </w:rPr>
+      </w:pPr>
+      <w:r>
+        <w:rPr>
+          <w:rFonts w:ascii="Arial" w:hAnsi="Arial" w:cs="Arial"/>
+          <w:bCs/>
+          <w:sz w:val="24"/>
+          <w:szCs w:val="24"/>
+        </w:rPr>
+        <w:t>SEDGEWICK, Robert; WAYNE, Kevin. </w:t>
+      </w:r>
+      <w:proofErr w:type="spellStart"/>
+      <w:r>
+        <w:rPr>
+          <w:rFonts w:ascii="Arial" w:hAnsi="Arial" w:cs="Arial"/>
+          <w:b/>
+          <w:bCs/>
+          <w:sz w:val="24"/>
+          <w:szCs w:val="24"/>
+        </w:rPr>
+        <w:t>Algorithms</w:t>
+      </w:r>
+      <w:proofErr w:type="spellEnd"/>
+      <w:r>
+        <w:rPr>
+          <w:rFonts w:ascii="Arial" w:hAnsi="Arial" w:cs="Arial"/>
+          <w:bCs/>
+          <w:sz w:val="24"/>
+          <w:szCs w:val="24"/>
+        </w:rPr>
+        <w:t>. Addison-</w:t>
+      </w:r>
+      <w:proofErr w:type="spellStart"/>
+      <w:r>
+        <w:rPr>
+          <w:rFonts w:ascii="Arial" w:hAnsi="Arial" w:cs="Arial"/>
+          <w:bCs/>
+          <w:sz w:val="24"/>
+          <w:szCs w:val="24"/>
+        </w:rPr>
+        <w:t>wesley</w:t>
+      </w:r>
+      <w:proofErr w:type="spellEnd"/>
+      <w:r>
+        <w:rPr>
+          <w:rFonts w:ascii="Arial" w:hAnsi="Arial" w:cs="Arial"/>
+          <w:bCs/>
+          <w:sz w:val="24"/>
+          <w:szCs w:val="24"/>
+        </w:rPr>
+        <w:t xml:space="preserve"> professional, 2011.</w:t>
+      </w:r>
+    </w:p>
+    <w:p>
+      <w:pPr>
+        <w:spacing w:line="360" w:lineRule="auto"/>
+        <w:rPr>
+          <w:rFonts w:ascii="Arial" w:hAnsi="Arial" w:cs="Arial"/>
+          <w:bCs/>
+          <w:sz w:val="24"/>
+          <w:szCs w:val="24"/>
+        </w:rPr>
+      </w:pPr>
+      <w:r>
+        <w:rPr>
+          <w:rFonts w:ascii="Arial" w:hAnsi="Arial" w:cs="Arial"/>
+          <w:bCs/>
+          <w:sz w:val="24"/>
+          <w:szCs w:val="24"/>
+        </w:rPr>
+        <w:t>CRANDALL, Richard E.; POMERANCE, Carl. </w:t>
+      </w:r>
+      <w:r>
+        <w:rPr>
+          <w:rFonts w:ascii="Arial" w:hAnsi="Arial" w:cs="Arial"/>
+          <w:b/>
+          <w:bCs/>
+          <w:sz w:val="24"/>
+          <w:szCs w:val="24"/>
+        </w:rPr>
+        <w:t xml:space="preserve">Prime </w:t>
+      </w:r>
+      <w:proofErr w:type="spellStart"/>
+      <w:r>
+        <w:rPr>
+          <w:rFonts w:ascii="Arial" w:hAnsi="Arial" w:cs="Arial"/>
+          <w:b/>
+          <w:bCs/>
+          <w:sz w:val="24"/>
+          <w:szCs w:val="24"/>
+        </w:rPr>
+        <w:t>numbers</w:t>
+      </w:r>
+      <w:proofErr w:type="spellEnd"/>
+      <w:r>
+        <w:rPr>
+          <w:rFonts w:ascii="Arial" w:hAnsi="Arial" w:cs="Arial"/>
+          <w:b/>
+          <w:bCs/>
+          <w:sz w:val="24"/>
+          <w:szCs w:val="24"/>
+        </w:rPr>
+        <w:t xml:space="preserve">: a </w:t>
+      </w:r>
+      <w:proofErr w:type="spellStart"/>
+      <w:r>
+        <w:rPr>
+          <w:rFonts w:ascii="Arial" w:hAnsi="Arial" w:cs="Arial"/>
+          <w:b/>
+          <w:bCs/>
+          <w:sz w:val="24"/>
+          <w:szCs w:val="24"/>
+        </w:rPr>
+        <w:t>computational</w:t>
+      </w:r>
+      <w:proofErr w:type="spellEnd"/>
+      <w:r>
+        <w:rPr>
+          <w:rFonts w:ascii="Arial" w:hAnsi="Arial" w:cs="Arial"/>
+          <w:b/>
+          <w:bCs/>
+          <w:sz w:val="24"/>
+          <w:szCs w:val="24"/>
+        </w:rPr>
+        <w:t xml:space="preserve"> perspective</w:t>
+      </w:r>
+      <w:r>
+        <w:rPr>
+          <w:rFonts w:ascii="Arial" w:hAnsi="Arial" w:cs="Arial"/>
+          <w:bCs/>
+          <w:sz w:val="24"/>
+          <w:szCs w:val="24"/>
+        </w:rPr>
+        <w:t>. New York: Springer, 2005.</w:t>
+      </w:r>
+    </w:p>
+    <w:p>
+      <w:pPr>
+        <w:spacing w:line="360" w:lineRule="auto"/>
+        <w:rPr>
+          <w:rFonts w:ascii="Arial" w:hAnsi="Arial" w:cs="Arial"/>
+          <w:bCs/>
+          <w:sz w:val="24"/>
+          <w:szCs w:val="24"/>
+        </w:rPr>
+      </w:pPr>
+      <w:r>
+        <w:rPr>
+          <w:rFonts w:ascii="Arial" w:hAnsi="Arial" w:cs="Arial"/>
+          <w:bCs/>
+          <w:sz w:val="24"/>
+          <w:szCs w:val="24"/>
+        </w:rPr>
+        <w:t xml:space="preserve">OCHEM, Pascal; RAO, </w:t>
+      </w:r>
+      <w:proofErr w:type="spellStart"/>
+      <w:r>
+        <w:rPr>
+          <w:rFonts w:ascii="Arial" w:hAnsi="Arial" w:cs="Arial"/>
+          <w:bCs/>
+          <w:sz w:val="24"/>
+          <w:szCs w:val="24"/>
+        </w:rPr>
+        <w:t>Michaël</w:t>
+      </w:r>
+      <w:proofErr w:type="spellEnd"/>
+      <w:r>
+        <w:rPr>
+          <w:rFonts w:ascii="Arial" w:hAnsi="Arial" w:cs="Arial"/>
+          <w:bCs/>
+          <w:sz w:val="24"/>
+          <w:szCs w:val="24"/>
+        </w:rPr>
+        <w:t xml:space="preserve">. Odd </w:t>
+      </w:r>
+      <w:proofErr w:type="spellStart"/>
+      <w:r>
+        <w:rPr>
+          <w:rFonts w:ascii="Arial" w:hAnsi="Arial" w:cs="Arial"/>
+          <w:bCs/>
+          <w:sz w:val="24"/>
+          <w:szCs w:val="24"/>
+        </w:rPr>
+        <w:t>perfect</w:t>
+      </w:r>
+      <w:proofErr w:type="spellEnd"/>
+      <w:r>
+        <w:rPr>
+          <w:rFonts w:ascii="Arial" w:hAnsi="Arial" w:cs="Arial"/>
+          <w:bCs/>
+          <w:sz w:val="24"/>
+          <w:szCs w:val="24"/>
+        </w:rPr>
+        <w:t xml:space="preserve"> </w:t>
+      </w:r>
+      <w:proofErr w:type="spellStart"/>
+      <w:r>
+        <w:rPr>
+          <w:rFonts w:ascii="Arial" w:hAnsi="Arial" w:cs="Arial"/>
+          <w:bCs/>
+          <w:sz w:val="24"/>
+          <w:szCs w:val="24"/>
+        </w:rPr>
+        <w:t>numbers</w:t>
+      </w:r>
+      <w:proofErr w:type="spellEnd"/>
+      <w:r>
+        <w:rPr>
+          <w:rFonts w:ascii="Arial" w:hAnsi="Arial" w:cs="Arial"/>
+          <w:bCs/>
+          <w:sz w:val="24"/>
+          <w:szCs w:val="24"/>
+        </w:rPr>
+        <w:t xml:space="preserve"> are </w:t>
+      </w:r>
+      <w:proofErr w:type="spellStart"/>
+      <w:r>
+        <w:rPr>
+          <w:rFonts w:ascii="Arial" w:hAnsi="Arial" w:cs="Arial"/>
+          <w:bCs/>
+          <w:sz w:val="24"/>
+          <w:szCs w:val="24"/>
+        </w:rPr>
+        <w:t>greater</w:t>
+      </w:r>
+      <w:proofErr w:type="spellEnd"/>
+      <w:r>
+        <w:rPr>
+          <w:rFonts w:ascii="Arial" w:hAnsi="Arial" w:cs="Arial"/>
+          <w:bCs/>
+          <w:sz w:val="24"/>
+          <w:szCs w:val="24"/>
+        </w:rPr>
+        <w:t xml:space="preserve"> </w:t>
+      </w:r>
+      <w:proofErr w:type="spellStart"/>
+      <w:r>
+        <w:rPr>
+          <w:rFonts w:ascii="Arial" w:hAnsi="Arial" w:cs="Arial"/>
+          <w:bCs/>
+          <w:sz w:val="24"/>
+          <w:szCs w:val="24"/>
+        </w:rPr>
+        <w:t>than</w:t>
+      </w:r>
+      <w:proofErr w:type="spellEnd"/>
+      <w:r>
+        <w:rPr>
+          <w:rFonts w:ascii="Arial" w:hAnsi="Arial" w:cs="Arial"/>
+          <w:bCs/>
+          <w:sz w:val="24"/>
+          <w:szCs w:val="24"/>
+        </w:rPr>
+        <w:t xml:space="preserve"> 10¹⁵⁰⁰. </w:t>
+      </w:r>
+      <w:proofErr w:type="spellStart"/>
+      <w:r>
+        <w:rPr>
+          <w:rFonts w:ascii="Arial" w:hAnsi="Arial" w:cs="Arial"/>
+          <w:b/>
+          <w:bCs/>
+          <w:sz w:val="24"/>
+          <w:szCs w:val="24"/>
+        </w:rPr>
+        <w:t>Mathematics</w:t>
+      </w:r>
+      <w:proofErr w:type="spellEnd"/>
+      <w:r>
+        <w:rPr>
+          <w:rFonts w:ascii="Arial" w:hAnsi="Arial" w:cs="Arial"/>
+          <w:b/>
+          <w:bCs/>
+          <w:sz w:val="24"/>
+          <w:szCs w:val="24"/>
+        </w:rPr>
+        <w:t xml:space="preserve"> </w:t>
+      </w:r>
+      <w:proofErr w:type="spellStart"/>
+      <w:r>
+        <w:rPr>
+          <w:rFonts w:ascii="Arial" w:hAnsi="Arial" w:cs="Arial"/>
+          <w:b/>
+          <w:bCs/>
+          <w:sz w:val="24"/>
+          <w:szCs w:val="24"/>
+        </w:rPr>
+        <w:t>of</w:t>
+      </w:r>
+      <w:proofErr w:type="spellEnd"/>
+      <w:r>
+        <w:rPr>
+          <w:rFonts w:ascii="Arial" w:hAnsi="Arial" w:cs="Arial"/>
+          <w:b/>
+          <w:bCs/>
+          <w:sz w:val="24"/>
+          <w:szCs w:val="24"/>
+        </w:rPr>
+        <w:t xml:space="preserve"> </w:t>
+      </w:r>
+      <w:proofErr w:type="spellStart"/>
+      <w:r>
+        <w:rPr>
+          <w:rFonts w:ascii="Arial" w:hAnsi="Arial" w:cs="Arial"/>
+          <w:b/>
+          <w:bCs/>
+          <w:sz w:val="24"/>
+          <w:szCs w:val="24"/>
+        </w:rPr>
+        <w:t>Computation</w:t>
+      </w:r>
+      <w:proofErr w:type="spellEnd"/>
+      <w:r>
+        <w:rPr>
+          <w:rFonts w:ascii="Arial" w:hAnsi="Arial" w:cs="Arial"/>
+          <w:bCs/>
+          <w:sz w:val="24"/>
+          <w:szCs w:val="24"/>
+        </w:rPr>
+        <w:t>, v. 81, n. 279, p. 1869-1877, 2012.</w:t>
+      </w:r>
+    </w:p>
+    <w:p>
+      <w:pPr>
+        <w:spacing w:line="360" w:lineRule="auto"/>
+        <w:rPr>
+          <w:rFonts w:ascii="Arial" w:hAnsi="Arial" w:cs="Arial"/>
+          <w:bCs/>
+          <w:sz w:val="24"/>
+          <w:szCs w:val="24"/>
+        </w:rPr>
+      </w:pPr>
+      <w:r>
+        <w:rPr>
+          <w:rFonts w:ascii="Arial" w:hAnsi="Arial" w:cs="Arial"/>
+          <w:bCs/>
+          <w:sz w:val="24"/>
+          <w:szCs w:val="24"/>
+        </w:rPr>
+        <w:t xml:space="preserve">KNUTH, Donald </w:t>
+      </w:r>
+      <w:proofErr w:type="spellStart"/>
+      <w:r>
+        <w:rPr>
+          <w:rFonts w:ascii="Arial" w:hAnsi="Arial" w:cs="Arial"/>
+          <w:bCs/>
+          <w:sz w:val="24"/>
+          <w:szCs w:val="24"/>
+        </w:rPr>
+        <w:t>Ervin</w:t>
+      </w:r>
+      <w:proofErr w:type="spellEnd"/>
+      <w:r>
+        <w:rPr>
+          <w:rFonts w:ascii="Arial" w:hAnsi="Arial" w:cs="Arial"/>
+          <w:bCs/>
+          <w:sz w:val="24"/>
+          <w:szCs w:val="24"/>
+        </w:rPr>
+        <w:t>. </w:t>
+      </w:r>
+      <w:r>
+        <w:rPr>
+          <w:rFonts w:ascii="Arial" w:hAnsi="Arial" w:cs="Arial"/>
+          <w:b/>
+          <w:bCs/>
+          <w:sz w:val="24"/>
+          <w:szCs w:val="24"/>
+        </w:rPr>
+        <w:t xml:space="preserve">The </w:t>
+      </w:r>
+      <w:proofErr w:type="spellStart"/>
+      <w:r>
+        <w:rPr>
+          <w:rFonts w:ascii="Arial" w:hAnsi="Arial" w:cs="Arial"/>
+          <w:b/>
+          <w:bCs/>
+          <w:sz w:val="24"/>
+          <w:szCs w:val="24"/>
+        </w:rPr>
+        <w:t>art</w:t>
+      </w:r>
+      <w:proofErr w:type="spellEnd"/>
+      <w:r>
+        <w:rPr>
+          <w:rFonts w:ascii="Arial" w:hAnsi="Arial" w:cs="Arial"/>
+          <w:b/>
+          <w:bCs/>
+          <w:sz w:val="24"/>
+          <w:szCs w:val="24"/>
+        </w:rPr>
+        <w:t xml:space="preserve"> </w:t>
+      </w:r>
+      <w:proofErr w:type="spellStart"/>
+      <w:r>
+        <w:rPr>
+          <w:rFonts w:ascii="Arial" w:hAnsi="Arial" w:cs="Arial"/>
+          <w:b/>
+          <w:bCs/>
+          <w:sz w:val="24"/>
+          <w:szCs w:val="24"/>
+        </w:rPr>
+        <w:t>of</w:t>
+      </w:r>
+      <w:proofErr w:type="spellEnd"/>
+      <w:r>
+        <w:rPr>
+          <w:rFonts w:ascii="Arial" w:hAnsi="Arial" w:cs="Arial"/>
+          <w:b/>
+          <w:bCs/>
+          <w:sz w:val="24"/>
+          <w:szCs w:val="24"/>
+        </w:rPr>
+        <w:t xml:space="preserve"> </w:t>
+      </w:r>
+      <w:proofErr w:type="spellStart"/>
+      <w:r>
+        <w:rPr>
+          <w:rFonts w:ascii="Arial" w:hAnsi="Arial" w:cs="Arial"/>
+          <w:b/>
+          <w:bCs/>
+          <w:sz w:val="24"/>
+          <w:szCs w:val="24"/>
+        </w:rPr>
+        <w:t>computer</w:t>
+      </w:r>
+      <w:proofErr w:type="spellEnd"/>
+      <w:r>
+        <w:rPr>
+          <w:rFonts w:ascii="Arial" w:hAnsi="Arial" w:cs="Arial"/>
+          <w:b/>
+          <w:bCs/>
+          <w:sz w:val="24"/>
+          <w:szCs w:val="24"/>
+        </w:rPr>
+        <w:t xml:space="preserve"> </w:t>
+      </w:r>
+      <w:proofErr w:type="spellStart"/>
+      <w:r>
+        <w:rPr>
+          <w:rFonts w:ascii="Arial" w:hAnsi="Arial" w:cs="Arial"/>
+          <w:b/>
+          <w:bCs/>
+          <w:sz w:val="24"/>
+          <w:szCs w:val="24"/>
+        </w:rPr>
+        <w:t>programming</w:t>
+      </w:r>
+      <w:proofErr w:type="spellEnd"/>
+      <w:r>
+        <w:rPr>
+          <w:rFonts w:ascii="Arial" w:hAnsi="Arial" w:cs="Arial"/>
+          <w:bCs/>
+          <w:sz w:val="24"/>
+          <w:szCs w:val="24"/>
+        </w:rPr>
+        <w:t xml:space="preserve">. Pearson </w:t>
+      </w:r>
+      <w:proofErr w:type="spellStart"/>
+      <w:r>
+        <w:rPr>
+          <w:rFonts w:ascii="Arial" w:hAnsi="Arial" w:cs="Arial"/>
+          <w:bCs/>
+          <w:sz w:val="24"/>
+          <w:szCs w:val="24"/>
+        </w:rPr>
+        <w:t>Education</w:t>
+      </w:r>
+      <w:proofErr w:type="spellEnd"/>
+      <w:r>
+        <w:rPr>
+          <w:rFonts w:ascii="Arial" w:hAnsi="Arial" w:cs="Arial"/>
+          <w:bCs/>
+          <w:sz w:val="24"/>
+          <w:szCs w:val="24"/>
+        </w:rPr>
+        <w:t>, 1997.</w:t>
+      </w:r>
+    </w:p>
+    <w:p>
+      <w:pPr>
+        <w:spacing w:line="360" w:lineRule="auto"/>
+        <w:rPr>
+          <w:rFonts w:ascii="Arial" w:hAnsi="Arial" w:cs="Arial"/>
+          <w:bCs/>
           <w:sz w:val="24"/>
           <w:szCs w:val="24"/>
         </w:rPr>
@@ -752,7 +4724,6 @@
   <w:style w:type="character" w:default="1" w:styleId="Fontepargpadro">
     <w:name w:val="Default Paragraph Font"/>
     <w:uiPriority w:val="1"/>
-    <w:semiHidden/>
     <w:unhideWhenUsed/>
   </w:style>
   <w:style w:type="table" w:default="1" w:styleId="Tabelanormal">
@@ -775,6 +4746,39 @@
     <w:uiPriority w:val="99"/>
     <w:semiHidden/>
     <w:unhideWhenUsed/>
+  </w:style>
+  <w:style w:type="character" w:styleId="TextodoEspaoReservado">
+    <w:name w:val="Placeholder Text"/>
+    <w:basedOn w:val="Fontepargpadro"/>
+    <w:uiPriority w:val="99"/>
+    <w:semiHidden/>
+    <w:rsid w:val="00A81863"/>
+    <w:rPr>
+      <w:color w:val="666666"/>
+    </w:rPr>
+  </w:style>
+  <w:style w:type="character" w:styleId="Hyperlink">
+    <w:name w:val="Hyperlink"/>
+    <w:basedOn w:val="Fontepargpadro"/>
+    <w:uiPriority w:val="99"/>
+    <w:unhideWhenUsed/>
+    <w:rsid w:val="006D1080"/>
+    <w:rPr>
+      <w:color w:val="0563C1" w:themeColor="hyperlink"/>
+      <w:u w:val="single"/>
+    </w:rPr>
+  </w:style>
+  <w:style w:type="character" w:styleId="MenoPendente">
+    <w:name w:val="Unresolved Mention"/>
+    <w:basedOn w:val="Fontepargpadro"/>
+    <w:uiPriority w:val="99"/>
+    <w:semiHidden/>
+    <w:unhideWhenUsed/>
+    <w:rsid w:val="006D1080"/>
+    <w:rPr>
+      <w:color w:val="605E5C"/>
+      <w:shd w:val="clear" w:color="auto" w:fill="E1DFDD"/>
+    </w:rPr>
   </w:style>
 </w:styles>
 </file>
@@ -1038,4 +5042,16 @@
     </a:ext>
   </a:extLst>
 </a:theme>
+</file>
+
+<file path=customXml/item1.xml><?xml version="1.0" encoding="utf-8"?>
+<b:Sources xmlns:b="http://schemas.openxmlformats.org/officeDocument/2006/bibliography" xmlns="http://schemas.openxmlformats.org/officeDocument/2006/bibliography" SelectedStyle="\APASixthEditionOfficeOnline.xsl" StyleName="APA" Version="6"/>
+</file>
+
+<file path=customXml/itemProps1.xml><?xml version="1.0" encoding="utf-8"?>
+<ds:datastoreItem xmlns:ds="http://schemas.openxmlformats.org/officeDocument/2006/customXml" ds:itemID="{7CD822F0-5DED-45C4-A0F9-DFAC19FFB696}">
+  <ds:schemaRefs>
+    <ds:schemaRef ds:uri="http://schemas.openxmlformats.org/officeDocument/2006/bibliography"/>
+  </ds:schemaRefs>
+</ds:datastoreItem>
 </file>